--- a/static/uploads/mau/hopdong/nt1/o3_tro_xuong/hdvth.docx
+++ b/static/uploads/mau/hopdong/nt1/o3_tro_xuong/hdvth.docx
@@ -84,77 +84,13 @@
                 <w:szCs w:val="24"/>
               </w:rPr>
             </w:pPr>
-            <w:proofErr w:type="spellStart"/>
             <w:r>
               <w:rPr>
                 <w:rFonts w:ascii="Times New Roman" w:hAnsi="Times New Roman"/>
                 <w:b/>
                 <w:szCs w:val="24"/>
               </w:rPr>
-              <w:t>Độc</w:t>
-            </w:r>
-            <w:proofErr w:type="spellEnd"/>
-            <w:r>
-              <w:rPr>
-                <w:rFonts w:ascii="Times New Roman" w:hAnsi="Times New Roman"/>
-                <w:b/>
-                <w:szCs w:val="24"/>
-              </w:rPr>
-              <w:t xml:space="preserve"> </w:t>
-            </w:r>
-            <w:proofErr w:type="spellStart"/>
-            <w:r>
-              <w:rPr>
-                <w:rFonts w:ascii="Times New Roman" w:hAnsi="Times New Roman"/>
-                <w:b/>
-                <w:szCs w:val="24"/>
-              </w:rPr>
-              <w:t>lập</w:t>
-            </w:r>
-            <w:proofErr w:type="spellEnd"/>
-            <w:r>
-              <w:rPr>
-                <w:rFonts w:ascii="Times New Roman" w:hAnsi="Times New Roman"/>
-                <w:b/>
-                <w:szCs w:val="24"/>
-              </w:rPr>
-              <w:t xml:space="preserve"> – </w:t>
-            </w:r>
-            <w:proofErr w:type="spellStart"/>
-            <w:r>
-              <w:rPr>
-                <w:rFonts w:ascii="Times New Roman" w:hAnsi="Times New Roman"/>
-                <w:b/>
-                <w:szCs w:val="24"/>
-              </w:rPr>
-              <w:t>Tự</w:t>
-            </w:r>
-            <w:proofErr w:type="spellEnd"/>
-            <w:r>
-              <w:rPr>
-                <w:rFonts w:ascii="Times New Roman" w:hAnsi="Times New Roman"/>
-                <w:b/>
-                <w:szCs w:val="24"/>
-              </w:rPr>
-              <w:t xml:space="preserve"> do – </w:t>
-            </w:r>
-            <w:proofErr w:type="spellStart"/>
-            <w:r>
-              <w:rPr>
-                <w:rFonts w:ascii="Times New Roman" w:hAnsi="Times New Roman"/>
-                <w:b/>
-                <w:szCs w:val="24"/>
-              </w:rPr>
-              <w:t>Hạnh</w:t>
-            </w:r>
-            <w:proofErr w:type="spellEnd"/>
-            <w:r>
-              <w:rPr>
-                <w:rFonts w:ascii="Times New Roman" w:hAnsi="Times New Roman"/>
-                <w:b/>
-                <w:szCs w:val="24"/>
-              </w:rPr>
-              <w:t xml:space="preserve"> phúc</w:t>
+              <w:t>Độc lập – Tự do – Hạnh phúc</w:t>
             </w:r>
           </w:p>
         </w:tc>
@@ -332,6 +268,7 @@
                 <w:rFonts w:ascii="Times New Roman" w:hAnsi="Times New Roman"/>
                 <w:i/>
                 <w:szCs w:val="24"/>
+                <w:lang w:val="vi-VN"/>
               </w:rPr>
             </w:pPr>
             <w:r>
@@ -357,26 +294,27 @@
                 <w:rFonts w:ascii="Times New Roman" w:hAnsi="Times New Roman"/>
                 <w:i/>
                 <w:szCs w:val="24"/>
-              </w:rPr>
-              <w:t>{{</w:t>
-            </w:r>
-            <w:proofErr w:type="spellStart"/>
+                <w:lang w:val="vi-VN"/>
+              </w:rPr>
+              <w:t>{{ngaylamhopdong}}</w:t>
+            </w:r>
             <w:r>
               <w:rPr>
                 <w:rFonts w:ascii="Times New Roman" w:hAnsi="Times New Roman"/>
                 <w:i/>
                 <w:szCs w:val="24"/>
-              </w:rPr>
-              <w:t>ngaylamhopdong</w:t>
-            </w:r>
-            <w:proofErr w:type="spellEnd"/>
+                <w:lang w:val="vi-VN"/>
+              </w:rPr>
+              <w:t xml:space="preserve"> </w:t>
+            </w:r>
             <w:r>
               <w:rPr>
                 <w:rFonts w:ascii="Times New Roman" w:hAnsi="Times New Roman"/>
                 <w:i/>
                 <w:szCs w:val="24"/>
-              </w:rPr>
-              <w:t>}}</w:t>
+                <w:lang w:val="vi-VN"/>
+              </w:rPr>
+              <w:t xml:space="preserve">tháng </w:t>
             </w:r>
             <w:r>
               <w:rPr>
@@ -385,6 +323,15 @@
                 <w:szCs w:val="24"/>
                 <w:lang w:val="vi-VN"/>
               </w:rPr>
+              <w:t>{{thanglamhopdong}}</w:t>
+            </w:r>
+            <w:r>
+              <w:rPr>
+                <w:rFonts w:ascii="Times New Roman" w:hAnsi="Times New Roman"/>
+                <w:i/>
+                <w:szCs w:val="24"/>
+                <w:lang w:val="vi-VN"/>
+              </w:rPr>
               <w:t xml:space="preserve"> </w:t>
             </w:r>
             <w:r>
@@ -394,77 +341,16 @@
                 <w:szCs w:val="24"/>
                 <w:lang w:val="vi-VN"/>
               </w:rPr>
-              <w:t xml:space="preserve">tháng </w:t>
+              <w:t xml:space="preserve">năm </w:t>
             </w:r>
             <w:r>
               <w:rPr>
                 <w:rFonts w:ascii="Times New Roman" w:hAnsi="Times New Roman"/>
                 <w:i/>
                 <w:szCs w:val="24"/>
-              </w:rPr>
-              <w:t>{{</w:t>
-            </w:r>
-            <w:proofErr w:type="spellStart"/>
-            <w:r>
-              <w:rPr>
-                <w:rFonts w:ascii="Times New Roman" w:hAnsi="Times New Roman"/>
-                <w:i/>
-                <w:szCs w:val="24"/>
-              </w:rPr>
-              <w:t>thanglamhopdong</w:t>
-            </w:r>
-            <w:proofErr w:type="spellEnd"/>
-            <w:r>
-              <w:rPr>
-                <w:rFonts w:ascii="Times New Roman" w:hAnsi="Times New Roman"/>
-                <w:i/>
-                <w:szCs w:val="24"/>
-              </w:rPr>
-              <w:t>}}</w:t>
-            </w:r>
-            <w:r>
-              <w:rPr>
-                <w:rFonts w:ascii="Times New Roman" w:hAnsi="Times New Roman"/>
-                <w:i/>
-                <w:szCs w:val="24"/>
                 <w:lang w:val="vi-VN"/>
               </w:rPr>
-              <w:t xml:space="preserve"> </w:t>
-            </w:r>
-            <w:r>
-              <w:rPr>
-                <w:rFonts w:ascii="Times New Roman" w:hAnsi="Times New Roman"/>
-                <w:i/>
-                <w:szCs w:val="24"/>
-                <w:lang w:val="vi-VN"/>
-              </w:rPr>
-              <w:t xml:space="preserve">năm </w:t>
-            </w:r>
-            <w:r>
-              <w:rPr>
-                <w:rFonts w:ascii="Times New Roman" w:hAnsi="Times New Roman"/>
-                <w:i/>
-                <w:szCs w:val="24"/>
-              </w:rPr>
-              <w:t>{{</w:t>
-            </w:r>
-            <w:proofErr w:type="spellStart"/>
-            <w:r>
-              <w:rPr>
-                <w:rFonts w:ascii="Times New Roman" w:hAnsi="Times New Roman"/>
-                <w:i/>
-                <w:szCs w:val="24"/>
-              </w:rPr>
-              <w:t>namlamhopdong</w:t>
-            </w:r>
-            <w:proofErr w:type="spellEnd"/>
-            <w:r>
-              <w:rPr>
-                <w:rFonts w:ascii="Times New Roman" w:hAnsi="Times New Roman"/>
-                <w:i/>
-                <w:szCs w:val="24"/>
-              </w:rPr>
-              <w:t>}}</w:t>
+              <w:t>{{namlamhopdong}}</w:t>
             </w:r>
           </w:p>
         </w:tc>
@@ -478,6 +364,7 @@
           <w:rFonts w:ascii="Times New Roman" w:hAnsi="Times New Roman"/>
           <w:sz w:val="28"/>
           <w:szCs w:val="24"/>
+          <w:lang w:val="vi-VN"/>
         </w:rPr>
       </w:pPr>
       <w:r>
@@ -485,6 +372,7 @@
           <w:rFonts w:ascii="Times New Roman" w:hAnsi="Times New Roman"/>
           <w:sz w:val="28"/>
           <w:szCs w:val="24"/>
+          <w:lang w:val="vi-VN"/>
         </w:rPr>
         <w:t xml:space="preserve">HỢP ĐỒNG </w:t>
       </w:r>
@@ -493,6 +381,7 @@
           <w:rFonts w:ascii="Times New Roman" w:hAnsi="Times New Roman"/>
           <w:sz w:val="28"/>
           <w:szCs w:val="24"/>
+          <w:lang w:val="vi-VN"/>
         </w:rPr>
         <w:t>LAO ĐỘNG</w:t>
       </w:r>
@@ -506,6 +395,7 @@
           <w:b w:val="0"/>
           <w:sz w:val="20"/>
           <w:szCs w:val="24"/>
+          <w:lang w:val="vi-VN"/>
         </w:rPr>
       </w:pPr>
       <w:r>
@@ -514,18 +404,9 @@
           <w:b w:val="0"/>
           <w:sz w:val="20"/>
           <w:szCs w:val="24"/>
-        </w:rPr>
-        <w:t>(</w:t>
-      </w:r>
-      <w:proofErr w:type="spellStart"/>
-      <w:r>
-        <w:rPr>
-          <w:rFonts w:ascii="Times New Roman" w:hAnsi="Times New Roman"/>
-          <w:b w:val="0"/>
-          <w:sz w:val="20"/>
-          <w:szCs w:val="24"/>
-        </w:rPr>
-        <w:t>C</w:t>
+          <w:lang w:val="vi-VN"/>
+        </w:rPr>
+        <w:t>(C</w:t>
       </w:r>
       <w:r>
         <w:rPr>
@@ -533,6 +414,7 @@
           <w:b w:val="0"/>
           <w:sz w:val="20"/>
           <w:szCs w:val="24"/>
+          <w:lang w:val="vi-VN"/>
         </w:rPr>
         <w:t>ă</w:t>
       </w:r>
@@ -542,18 +424,9 @@
           <w:b w:val="0"/>
           <w:sz w:val="20"/>
           <w:szCs w:val="24"/>
-        </w:rPr>
-        <w:t>n</w:t>
-      </w:r>
-      <w:proofErr w:type="spellEnd"/>
-      <w:r>
-        <w:rPr>
-          <w:rFonts w:ascii="Times New Roman" w:hAnsi="Times New Roman"/>
-          <w:b w:val="0"/>
-          <w:sz w:val="20"/>
-          <w:szCs w:val="24"/>
-        </w:rPr>
-        <w:t xml:space="preserve"> cứ vào BLL</w:t>
+          <w:lang w:val="vi-VN"/>
+        </w:rPr>
+        <w:t>n cứ vào BLL</w:t>
       </w:r>
       <w:r>
         <w:rPr>
@@ -561,6 +434,7 @@
           <w:b w:val="0"/>
           <w:sz w:val="20"/>
           <w:szCs w:val="24"/>
+          <w:lang w:val="vi-VN"/>
         </w:rPr>
         <w:t>Đ</w:t>
       </w:r>
@@ -570,28 +444,9 @@
           <w:b w:val="0"/>
           <w:sz w:val="20"/>
           <w:szCs w:val="24"/>
-        </w:rPr>
-        <w:t xml:space="preserve"> 45/2019/QH 14 </w:t>
-      </w:r>
-      <w:proofErr w:type="spellStart"/>
-      <w:r>
-        <w:rPr>
-          <w:rFonts w:ascii="Times New Roman" w:hAnsi="Times New Roman"/>
-          <w:b w:val="0"/>
-          <w:sz w:val="20"/>
-          <w:szCs w:val="24"/>
-        </w:rPr>
-        <w:t>và</w:t>
-      </w:r>
-      <w:proofErr w:type="spellEnd"/>
-      <w:r>
-        <w:rPr>
-          <w:rFonts w:ascii="Times New Roman" w:hAnsi="Times New Roman"/>
-          <w:b w:val="0"/>
-          <w:sz w:val="20"/>
-          <w:szCs w:val="24"/>
-        </w:rPr>
-        <w:t xml:space="preserve"> N</w:t>
+          <w:lang w:val="vi-VN"/>
+        </w:rPr>
+        <w:t xml:space="preserve"> 45/2019/QH 14 và N</w:t>
       </w:r>
       <w:r>
         <w:rPr>
@@ -599,6 +454,7 @@
           <w:b w:val="0"/>
           <w:sz w:val="20"/>
           <w:szCs w:val="24"/>
+          <w:lang w:val="vi-VN"/>
         </w:rPr>
         <w:t>Đ</w:t>
       </w:r>
@@ -608,6 +464,7 @@
           <w:b w:val="0"/>
           <w:sz w:val="20"/>
           <w:szCs w:val="24"/>
+          <w:lang w:val="vi-VN"/>
         </w:rPr>
         <w:t xml:space="preserve"> 145/2020/N</w:t>
       </w:r>
@@ -617,6 +474,7 @@
           <w:b w:val="0"/>
           <w:sz w:val="20"/>
           <w:szCs w:val="24"/>
+          <w:lang w:val="vi-VN"/>
         </w:rPr>
         <w:t>Đ</w:t>
       </w:r>
@@ -626,6 +484,7 @@
           <w:b w:val="0"/>
           <w:sz w:val="20"/>
           <w:szCs w:val="24"/>
+          <w:lang w:val="vi-VN"/>
         </w:rPr>
         <w:t>-CP, TT 10/2020/TT-BL</w:t>
       </w:r>
@@ -635,6 +494,7 @@
           <w:b w:val="0"/>
           <w:sz w:val="20"/>
           <w:szCs w:val="24"/>
+          <w:lang w:val="vi-VN"/>
         </w:rPr>
         <w:t>Đ</w:t>
       </w:r>
@@ -644,6 +504,7 @@
           <w:b w:val="0"/>
           <w:sz w:val="20"/>
           <w:szCs w:val="24"/>
+          <w:lang w:val="vi-VN"/>
         </w:rPr>
         <w:t>TBXH )</w:t>
       </w:r>
@@ -658,6 +519,7 @@
           <w:rFonts w:ascii="Times New Roman" w:hAnsi="Times New Roman"/>
           <w:i/>
           <w:szCs w:val="24"/>
+          <w:lang w:val="vi-VN"/>
         </w:rPr>
       </w:pPr>
     </w:p>
@@ -694,62 +556,25 @@
               <w:rPr>
                 <w:rFonts w:ascii="Times New Roman" w:hAnsi="Times New Roman"/>
                 <w:szCs w:val="24"/>
-              </w:rPr>
-            </w:pPr>
-            <w:proofErr w:type="spellStart"/>
-            <w:r>
-              <w:rPr>
-                <w:rFonts w:ascii="Times New Roman" w:hAnsi="Times New Roman"/>
-                <w:szCs w:val="24"/>
-              </w:rPr>
-              <w:t>Chúng</w:t>
-            </w:r>
-            <w:proofErr w:type="spellEnd"/>
-            <w:r>
-              <w:rPr>
-                <w:rFonts w:ascii="Times New Roman" w:hAnsi="Times New Roman"/>
-                <w:szCs w:val="24"/>
-              </w:rPr>
-              <w:t xml:space="preserve"> </w:t>
-            </w:r>
-            <w:proofErr w:type="spellStart"/>
-            <w:r>
-              <w:rPr>
-                <w:rFonts w:ascii="Times New Roman" w:hAnsi="Times New Roman"/>
-                <w:szCs w:val="24"/>
-              </w:rPr>
-              <w:t>tôi</w:t>
-            </w:r>
-            <w:proofErr w:type="spellEnd"/>
-            <w:r>
-              <w:rPr>
-                <w:rFonts w:ascii="Times New Roman" w:hAnsi="Times New Roman"/>
-                <w:szCs w:val="24"/>
-              </w:rPr>
-              <w:t xml:space="preserve">, </w:t>
-            </w:r>
-            <w:r>
-              <w:rPr>
-                <w:rFonts w:ascii="Times New Roman" w:hAnsi="Times New Roman"/>
-                <w:szCs w:val="24"/>
+                <w:lang w:val="vi-VN"/>
+              </w:rPr>
+            </w:pPr>
+            <w:r>
+              <w:rPr>
+                <w:rFonts w:ascii="Times New Roman" w:hAnsi="Times New Roman"/>
+                <w:szCs w:val="24"/>
+                <w:lang w:val="vi-VN"/>
+              </w:rPr>
+              <w:t xml:space="preserve">Chúng tôi, </w:t>
+            </w:r>
+            <w:r>
+              <w:rPr>
+                <w:rFonts w:ascii="Times New Roman" w:hAnsi="Times New Roman"/>
+                <w:szCs w:val="24"/>
+                <w:lang w:val="vi-VN"/>
               </w:rPr>
               <w:br/>
-            </w:r>
-            <w:proofErr w:type="spellStart"/>
-            <w:r>
-              <w:rPr>
-                <w:rFonts w:ascii="Times New Roman" w:hAnsi="Times New Roman"/>
-                <w:szCs w:val="24"/>
-              </w:rPr>
-              <w:t>một</w:t>
-            </w:r>
-            <w:proofErr w:type="spellEnd"/>
-            <w:r>
-              <w:rPr>
-                <w:rFonts w:ascii="Times New Roman" w:hAnsi="Times New Roman"/>
-                <w:szCs w:val="24"/>
-              </w:rPr>
-              <w:t xml:space="preserve"> bên là</w:t>
+              <w:t>một bên là</w:t>
             </w:r>
           </w:p>
         </w:tc>
@@ -1006,17 +831,8 @@
                 <w:rFonts w:ascii="Times New Roman" w:hAnsi="Times New Roman"/>
                 <w:szCs w:val="24"/>
               </w:rPr>
-              <w:t xml:space="preserve">Ngày tháng năm </w:t>
-            </w:r>
-            <w:proofErr w:type="spellStart"/>
-            <w:r>
-              <w:rPr>
-                <w:rFonts w:ascii="Times New Roman" w:hAnsi="Times New Roman"/>
-                <w:szCs w:val="24"/>
-              </w:rPr>
-              <w:t>sinh</w:t>
-            </w:r>
-            <w:proofErr w:type="spellEnd"/>
+              <w:t>Ngày tháng năm sinh</w:t>
+            </w:r>
           </w:p>
         </w:tc>
         <w:tc>
@@ -1095,17 +911,8 @@
                 <w:rFonts w:ascii="Times New Roman" w:hAnsi="Times New Roman"/>
                 <w:szCs w:val="24"/>
               </w:rPr>
-              <w:t xml:space="preserve">Quốc </w:t>
-            </w:r>
-            <w:proofErr w:type="spellStart"/>
-            <w:r>
-              <w:rPr>
-                <w:rFonts w:ascii="Times New Roman" w:hAnsi="Times New Roman"/>
-                <w:szCs w:val="24"/>
-              </w:rPr>
-              <w:t>tịch</w:t>
-            </w:r>
-            <w:proofErr w:type="spellEnd"/>
+              <w:t>Quốc tịch</w:t>
+            </w:r>
           </w:p>
         </w:tc>
         <w:tc>
@@ -1726,36 +1533,23 @@
         <w:rPr>
           <w:rFonts w:ascii="Times New Roman" w:hAnsi="Times New Roman"/>
           <w:szCs w:val="24"/>
-        </w:rPr>
-      </w:pPr>
-      <w:r>
-        <w:rPr>
-          <w:rFonts w:ascii="Times New Roman" w:hAnsi="Times New Roman"/>
-          <w:szCs w:val="24"/>
-        </w:rPr>
-        <w:t xml:space="preserve">(Sau đây </w:t>
-      </w:r>
-      <w:proofErr w:type="spellStart"/>
-      <w:r>
-        <w:rPr>
-          <w:rFonts w:ascii="Times New Roman" w:hAnsi="Times New Roman"/>
-          <w:szCs w:val="24"/>
-        </w:rPr>
-        <w:t>gọi</w:t>
-      </w:r>
-      <w:proofErr w:type="spellEnd"/>
-      <w:r>
-        <w:rPr>
-          <w:rFonts w:ascii="Times New Roman" w:hAnsi="Times New Roman"/>
-          <w:szCs w:val="24"/>
-        </w:rPr>
-        <w:t xml:space="preserve"> là “</w:t>
-      </w:r>
-      <w:r>
-        <w:rPr>
-          <w:rFonts w:ascii="Times New Roman" w:hAnsi="Times New Roman"/>
-          <w:b/>
-          <w:szCs w:val="24"/>
+          <w:lang w:val="nl-NL"/>
+        </w:rPr>
+      </w:pPr>
+      <w:r>
+        <w:rPr>
+          <w:rFonts w:ascii="Times New Roman" w:hAnsi="Times New Roman"/>
+          <w:szCs w:val="24"/>
+          <w:lang w:val="nl-NL"/>
+        </w:rPr>
+        <w:t>(Sau đây gọi là “</w:t>
+      </w:r>
+      <w:r>
+        <w:rPr>
+          <w:rFonts w:ascii="Times New Roman" w:hAnsi="Times New Roman"/>
+          <w:b/>
+          <w:szCs w:val="24"/>
+          <w:lang w:val="nl-NL"/>
         </w:rPr>
         <w:t>Công ty</w:t>
       </w:r>
@@ -1763,6 +1557,7 @@
         <w:rPr>
           <w:rFonts w:ascii="Times New Roman" w:hAnsi="Times New Roman"/>
           <w:szCs w:val="24"/>
+          <w:lang w:val="nl-NL"/>
         </w:rPr>
         <w:t>”)</w:t>
       </w:r>
@@ -2739,124 +2534,30 @@
                 <w:lang w:val="fr-FR"/>
               </w:rPr>
             </w:pPr>
-            <w:proofErr w:type="spellStart"/>
             <w:r>
               <w:rPr>
                 <w:color w:val="000000"/>
                 <w:szCs w:val="24"/>
                 <w:lang w:val="fr-FR"/>
               </w:rPr>
-              <w:t>Hợp</w:t>
-            </w:r>
-            <w:proofErr w:type="spellEnd"/>
+              <w:t>Hợp đồng</w:t>
+            </w:r>
             <w:r>
               <w:rPr>
                 <w:color w:val="000000"/>
                 <w:szCs w:val="24"/>
                 <w:lang w:val="fr-FR"/>
               </w:rPr>
-              <w:t xml:space="preserve"> </w:t>
-            </w:r>
-            <w:proofErr w:type="spellStart"/>
+              <w:t xml:space="preserve"> không</w:t>
+            </w:r>
             <w:r>
               <w:rPr>
                 <w:color w:val="000000"/>
                 <w:szCs w:val="24"/>
                 <w:lang w:val="fr-FR"/>
               </w:rPr>
-              <w:t>đồng</w:t>
-            </w:r>
-            <w:proofErr w:type="spellEnd"/>
-            <w:r>
-              <w:rPr>
-                <w:color w:val="000000"/>
-                <w:szCs w:val="24"/>
-                <w:lang w:val="fr-FR"/>
-              </w:rPr>
-              <w:t xml:space="preserve"> </w:t>
-            </w:r>
-            <w:proofErr w:type="spellStart"/>
-            <w:r>
-              <w:rPr>
-                <w:color w:val="000000"/>
-                <w:szCs w:val="24"/>
-                <w:lang w:val="fr-FR"/>
-              </w:rPr>
-              <w:t>không</w:t>
-            </w:r>
-            <w:proofErr w:type="spellEnd"/>
-            <w:r>
-              <w:rPr>
-                <w:color w:val="000000"/>
-                <w:szCs w:val="24"/>
-                <w:lang w:val="fr-FR"/>
-              </w:rPr>
-              <w:t xml:space="preserve"> </w:t>
-            </w:r>
-            <w:proofErr w:type="spellStart"/>
-            <w:r>
-              <w:rPr>
-                <w:color w:val="000000"/>
-                <w:szCs w:val="24"/>
-                <w:lang w:val="fr-FR"/>
-              </w:rPr>
-              <w:t>xác</w:t>
-            </w:r>
-            <w:proofErr w:type="spellEnd"/>
-            <w:r>
-              <w:rPr>
-                <w:color w:val="000000"/>
-                <w:szCs w:val="24"/>
-                <w:lang w:val="fr-FR"/>
-              </w:rPr>
-              <w:t xml:space="preserve"> </w:t>
-            </w:r>
-            <w:proofErr w:type="spellStart"/>
-            <w:r>
-              <w:rPr>
-                <w:color w:val="000000"/>
-                <w:szCs w:val="24"/>
-                <w:lang w:val="fr-FR"/>
-              </w:rPr>
-              <w:t>định</w:t>
-            </w:r>
-            <w:proofErr w:type="spellEnd"/>
-            <w:r>
-              <w:rPr>
-                <w:color w:val="000000"/>
-                <w:szCs w:val="24"/>
-                <w:lang w:val="fr-FR"/>
-              </w:rPr>
-              <w:t xml:space="preserve"> </w:t>
-            </w:r>
-            <w:proofErr w:type="spellStart"/>
-            <w:r>
-              <w:rPr>
-                <w:color w:val="000000"/>
-                <w:szCs w:val="24"/>
-                <w:lang w:val="fr-FR"/>
-              </w:rPr>
-              <w:t>thời</w:t>
-            </w:r>
-            <w:proofErr w:type="spellEnd"/>
-            <w:r>
-              <w:rPr>
-                <w:color w:val="000000"/>
-                <w:szCs w:val="24"/>
-                <w:lang w:val="fr-FR"/>
-              </w:rPr>
-              <w:t xml:space="preserve"> </w:t>
-            </w:r>
-            <w:proofErr w:type="spellStart"/>
-            <w:r>
-              <w:rPr>
-                <w:color w:val="000000"/>
-                <w:szCs w:val="24"/>
-                <w:lang w:val="fr-FR"/>
-              </w:rPr>
-              <w:t>hạn</w:t>
-            </w:r>
-            <w:proofErr w:type="spellEnd"/>
+              <w:t xml:space="preserve"> xác định thời hạn</w:t>
+            </w:r>
           </w:p>
           <w:p>
             <w:pPr>
@@ -2868,146 +2569,67 @@
                 <w:lang w:val="fr-FR"/>
               </w:rPr>
             </w:pPr>
-            <w:proofErr w:type="spellStart"/>
             <w:r>
               <w:rPr>
                 <w:rFonts w:ascii="Times New Roman" w:hAnsi="Times New Roman"/>
                 <w:szCs w:val="24"/>
                 <w:lang w:val="fr-FR"/>
               </w:rPr>
-              <w:t>Từ</w:t>
-            </w:r>
-            <w:proofErr w:type="spellEnd"/>
-            <w:r>
-              <w:rPr>
-                <w:rFonts w:ascii="Times New Roman" w:hAnsi="Times New Roman"/>
+              <w:t xml:space="preserve">Từ ngày </w:t>
+            </w:r>
+            <w:r>
+              <w:rPr>
+                <w:rFonts w:ascii="Times New Roman" w:hAnsi="Times New Roman"/>
+                <w:i/>
                 <w:szCs w:val="24"/>
                 <w:lang w:val="fr-FR"/>
               </w:rPr>
+              <w:t>{{ngaylamhopdong}}</w:t>
+            </w:r>
+            <w:r>
+              <w:rPr>
+                <w:rFonts w:ascii="Times New Roman" w:hAnsi="Times New Roman"/>
+                <w:i/>
+                <w:szCs w:val="24"/>
+                <w:lang w:val="vi-VN"/>
+              </w:rPr>
               <w:t xml:space="preserve"> </w:t>
             </w:r>
-            <w:proofErr w:type="spellStart"/>
-            <w:r>
-              <w:rPr>
-                <w:rFonts w:ascii="Times New Roman" w:hAnsi="Times New Roman"/>
+            <w:r>
+              <w:rPr>
+                <w:rFonts w:ascii="Times New Roman" w:hAnsi="Times New Roman"/>
+                <w:i/>
+                <w:szCs w:val="24"/>
+                <w:lang w:val="vi-VN"/>
+              </w:rPr>
+              <w:t xml:space="preserve">tháng </w:t>
+            </w:r>
+            <w:r>
+              <w:rPr>
+                <w:rFonts w:ascii="Times New Roman" w:hAnsi="Times New Roman"/>
+                <w:i/>
                 <w:szCs w:val="24"/>
                 <w:lang w:val="fr-FR"/>
               </w:rPr>
-              <w:t>ngày</w:t>
-            </w:r>
-            <w:proofErr w:type="spellEnd"/>
-            <w:r>
-              <w:rPr>
-                <w:rFonts w:ascii="Times New Roman" w:hAnsi="Times New Roman"/>
+              <w:t>{{thanglamhopdong}}</w:t>
+            </w:r>
+            <w:r>
+              <w:rPr>
+                <w:rFonts w:ascii="Times New Roman" w:hAnsi="Times New Roman"/>
+                <w:i/>
+                <w:szCs w:val="24"/>
+                <w:lang w:val="vi-VN"/>
+              </w:rPr>
+              <w:t xml:space="preserve"> năm </w:t>
+            </w:r>
+            <w:r>
+              <w:rPr>
+                <w:rFonts w:ascii="Times New Roman" w:hAnsi="Times New Roman"/>
+                <w:i/>
                 <w:szCs w:val="24"/>
                 <w:lang w:val="fr-FR"/>
               </w:rPr>
-              <w:t xml:space="preserve"> </w:t>
-            </w:r>
-            <w:r>
-              <w:rPr>
-                <w:rFonts w:ascii="Times New Roman" w:hAnsi="Times New Roman"/>
-                <w:i/>
-                <w:szCs w:val="24"/>
-              </w:rPr>
-              <w:t>{{</w:t>
-            </w:r>
-            <w:proofErr w:type="spellStart"/>
-            <w:r>
-              <w:rPr>
-                <w:rFonts w:ascii="Times New Roman" w:hAnsi="Times New Roman"/>
-                <w:i/>
-                <w:szCs w:val="24"/>
-              </w:rPr>
-              <w:t>ngaylamhopdong</w:t>
-            </w:r>
-            <w:proofErr w:type="spellEnd"/>
-            <w:r>
-              <w:rPr>
-                <w:rFonts w:ascii="Times New Roman" w:hAnsi="Times New Roman"/>
-                <w:i/>
-                <w:szCs w:val="24"/>
-              </w:rPr>
-              <w:t>}}</w:t>
-            </w:r>
-            <w:r>
-              <w:rPr>
-                <w:rFonts w:ascii="Times New Roman" w:hAnsi="Times New Roman"/>
-                <w:i/>
-                <w:szCs w:val="24"/>
-                <w:lang w:val="vi-VN"/>
-              </w:rPr>
-              <w:t xml:space="preserve"> </w:t>
-            </w:r>
-            <w:r>
-              <w:rPr>
-                <w:rFonts w:ascii="Times New Roman" w:hAnsi="Times New Roman"/>
-                <w:i/>
-                <w:szCs w:val="24"/>
-                <w:lang w:val="vi-VN"/>
-              </w:rPr>
-              <w:t xml:space="preserve">tháng </w:t>
-            </w:r>
-            <w:r>
-              <w:rPr>
-                <w:rFonts w:ascii="Times New Roman" w:hAnsi="Times New Roman"/>
-                <w:i/>
-                <w:szCs w:val="24"/>
-              </w:rPr>
-              <w:t>{{</w:t>
-            </w:r>
-            <w:proofErr w:type="spellStart"/>
-            <w:r>
-              <w:rPr>
-                <w:rFonts w:ascii="Times New Roman" w:hAnsi="Times New Roman"/>
-                <w:i/>
-                <w:szCs w:val="24"/>
-              </w:rPr>
-              <w:t>thanglamhopdong</w:t>
-            </w:r>
-            <w:proofErr w:type="spellEnd"/>
-            <w:r>
-              <w:rPr>
-                <w:rFonts w:ascii="Times New Roman" w:hAnsi="Times New Roman"/>
-                <w:i/>
-                <w:szCs w:val="24"/>
-              </w:rPr>
-              <w:t>}}</w:t>
-            </w:r>
-            <w:r>
-              <w:rPr>
-                <w:rFonts w:ascii="Times New Roman" w:hAnsi="Times New Roman"/>
-                <w:i/>
-                <w:szCs w:val="24"/>
-                <w:lang w:val="vi-VN"/>
-              </w:rPr>
-              <w:t xml:space="preserve"> năm </w:t>
-            </w:r>
-            <w:r>
-              <w:rPr>
-                <w:rFonts w:ascii="Times New Roman" w:hAnsi="Times New Roman"/>
-                <w:i/>
-                <w:szCs w:val="24"/>
-              </w:rPr>
-              <w:t>{{</w:t>
-            </w:r>
-            <w:proofErr w:type="spellStart"/>
-            <w:r>
-              <w:rPr>
-                <w:rFonts w:ascii="Times New Roman" w:hAnsi="Times New Roman"/>
-                <w:i/>
-                <w:szCs w:val="24"/>
-              </w:rPr>
-              <w:t>namlamhopdong</w:t>
-            </w:r>
-            <w:proofErr w:type="spellEnd"/>
-            <w:r>
-              <w:rPr>
-                <w:rFonts w:ascii="Times New Roman" w:hAnsi="Times New Roman"/>
-                <w:i/>
-                <w:szCs w:val="24"/>
-              </w:rPr>
-              <w:t>}}</w:t>
+              <w:t>{{namlamhopdong}}</w:t>
             </w:r>
           </w:p>
         </w:tc>
@@ -3048,88 +2670,14 @@
                 <w:lang w:val="fr-FR"/>
               </w:rPr>
             </w:pPr>
-            <w:proofErr w:type="spellStart"/>
             <w:r>
               <w:rPr>
                 <w:rFonts w:ascii="Times New Roman" w:hAnsi="Times New Roman"/>
                 <w:szCs w:val="24"/>
                 <w:lang w:val="fr-FR"/>
               </w:rPr>
-              <w:t>Địa</w:t>
-            </w:r>
-            <w:proofErr w:type="spellEnd"/>
-            <w:r>
-              <w:rPr>
-                <w:rFonts w:ascii="Times New Roman" w:hAnsi="Times New Roman"/>
-                <w:szCs w:val="24"/>
-                <w:lang w:val="fr-FR"/>
-              </w:rPr>
-              <w:t xml:space="preserve"> </w:t>
-            </w:r>
-            <w:proofErr w:type="spellStart"/>
-            <w:r>
-              <w:rPr>
-                <w:rFonts w:ascii="Times New Roman" w:hAnsi="Times New Roman"/>
-                <w:szCs w:val="24"/>
-                <w:lang w:val="fr-FR"/>
-              </w:rPr>
-              <w:t>điểm</w:t>
-            </w:r>
-            <w:proofErr w:type="spellEnd"/>
-            <w:r>
-              <w:rPr>
-                <w:rFonts w:ascii="Times New Roman" w:hAnsi="Times New Roman"/>
-                <w:szCs w:val="24"/>
-                <w:lang w:val="fr-FR"/>
-              </w:rPr>
-              <w:t xml:space="preserve"> </w:t>
-            </w:r>
-            <w:proofErr w:type="spellStart"/>
-            <w:r>
-              <w:rPr>
-                <w:rFonts w:ascii="Times New Roman" w:hAnsi="Times New Roman"/>
-                <w:szCs w:val="24"/>
-                <w:lang w:val="fr-FR"/>
-              </w:rPr>
-              <w:t>làm</w:t>
-            </w:r>
-            <w:proofErr w:type="spellEnd"/>
-            <w:r>
-              <w:rPr>
-                <w:rFonts w:ascii="Times New Roman" w:hAnsi="Times New Roman"/>
-                <w:szCs w:val="24"/>
-                <w:lang w:val="fr-FR"/>
-              </w:rPr>
-              <w:t xml:space="preserve"> </w:t>
-            </w:r>
-            <w:proofErr w:type="spellStart"/>
-            <w:r>
-              <w:rPr>
-                <w:rFonts w:ascii="Times New Roman" w:hAnsi="Times New Roman"/>
-                <w:szCs w:val="24"/>
-                <w:lang w:val="fr-FR"/>
-              </w:rPr>
-              <w:t>việc</w:t>
-            </w:r>
-            <w:proofErr w:type="spellEnd"/>
-            <w:r>
-              <w:rPr>
-                <w:rFonts w:ascii="Times New Roman" w:hAnsi="Times New Roman"/>
-                <w:szCs w:val="24"/>
-                <w:lang w:val="fr-FR"/>
-              </w:rPr>
-              <w:t xml:space="preserve"> </w:t>
-            </w:r>
-            <w:proofErr w:type="spellStart"/>
-            <w:r>
-              <w:rPr>
-                <w:rFonts w:ascii="Times New Roman" w:hAnsi="Times New Roman"/>
-                <w:szCs w:val="24"/>
-                <w:lang w:val="fr-FR"/>
-              </w:rPr>
-              <w:t>chính</w:t>
-            </w:r>
-            <w:proofErr w:type="spellEnd"/>
+              <w:t>Địa điểm làm việc chính</w:t>
+            </w:r>
           </w:p>
         </w:tc>
         <w:tc>
@@ -3177,622 +2725,68 @@
                 <w:szCs w:val="24"/>
                 <w:lang w:val="fr-FR"/>
               </w:rPr>
-              <w:t xml:space="preserve">+ </w:t>
-            </w:r>
-            <w:proofErr w:type="spellStart"/>
+              <w:t xml:space="preserve">+ Tại trụ sở của Công ty Cổ phần </w:t>
+            </w:r>
             <w:r>
               <w:rPr>
                 <w:rFonts w:ascii="Times New Roman" w:hAnsi="Times New Roman"/>
                 <w:szCs w:val="24"/>
                 <w:lang w:val="fr-FR"/>
               </w:rPr>
-              <w:t>Tại</w:t>
-            </w:r>
-            <w:proofErr w:type="spellEnd"/>
+              <w:t>Sản xuất Nam Thuận</w:t>
+            </w:r>
             <w:r>
               <w:rPr>
                 <w:rFonts w:ascii="Times New Roman" w:hAnsi="Times New Roman"/>
                 <w:szCs w:val="24"/>
                 <w:lang w:val="fr-FR"/>
               </w:rPr>
+              <w:t>:</w:t>
+            </w:r>
+            <w:r>
+              <w:rPr>
+                <w:rFonts w:ascii="Times New Roman" w:hAnsi="Times New Roman"/>
+                <w:szCs w:val="24"/>
+                <w:lang w:val="fr-FR"/>
+              </w:rPr>
               <w:t xml:space="preserve"> </w:t>
             </w:r>
-            <w:proofErr w:type="spellStart"/>
-            <w:r>
+          </w:p>
+          <w:p>
+            <w:pPr>
+              <w:ind w:left="0" w:firstLine="0"/>
               <w:rPr>
                 <w:rFonts w:ascii="Times New Roman" w:hAnsi="Times New Roman"/>
                 <w:szCs w:val="24"/>
                 <w:lang w:val="fr-FR"/>
               </w:rPr>
-              <w:t>trụ</w:t>
-            </w:r>
-            <w:proofErr w:type="spellEnd"/>
+            </w:pPr>
             <w:r>
               <w:rPr>
                 <w:rFonts w:ascii="Times New Roman" w:hAnsi="Times New Roman"/>
                 <w:szCs w:val="24"/>
                 <w:lang w:val="fr-FR"/>
               </w:rPr>
-              <w:t xml:space="preserve"> </w:t>
-            </w:r>
-            <w:proofErr w:type="spellStart"/>
-            <w:r>
+              <w:t>Tổ dân phố Thủy Sơn 7, phường Thủy Nguyên, thành phố Hải Phòng</w:t>
+            </w:r>
+          </w:p>
+          <w:p>
+            <w:pPr>
+              <w:ind w:left="0" w:firstLine="0"/>
               <w:rPr>
                 <w:rFonts w:ascii="Times New Roman" w:hAnsi="Times New Roman"/>
                 <w:szCs w:val="24"/>
                 <w:lang w:val="fr-FR"/>
               </w:rPr>
-              <w:t>sở</w:t>
-            </w:r>
-            <w:proofErr w:type="spellEnd"/>
+            </w:pPr>
             <w:r>
               <w:rPr>
                 <w:rFonts w:ascii="Times New Roman" w:hAnsi="Times New Roman"/>
                 <w:szCs w:val="24"/>
                 <w:lang w:val="fr-FR"/>
               </w:rPr>
-              <w:t xml:space="preserve"> </w:t>
-            </w:r>
-            <w:proofErr w:type="spellStart"/>
-            <w:r>
-              <w:rPr>
-                <w:rFonts w:ascii="Times New Roman" w:hAnsi="Times New Roman"/>
-                <w:szCs w:val="24"/>
-                <w:lang w:val="fr-FR"/>
-              </w:rPr>
-              <w:t>của</w:t>
-            </w:r>
-            <w:proofErr w:type="spellEnd"/>
-            <w:r>
-              <w:rPr>
-                <w:rFonts w:ascii="Times New Roman" w:hAnsi="Times New Roman"/>
-                <w:szCs w:val="24"/>
-                <w:lang w:val="fr-FR"/>
-              </w:rPr>
-              <w:t xml:space="preserve"> Công </w:t>
-            </w:r>
-            <w:proofErr w:type="spellStart"/>
-            <w:r>
-              <w:rPr>
-                <w:rFonts w:ascii="Times New Roman" w:hAnsi="Times New Roman"/>
-                <w:szCs w:val="24"/>
-                <w:lang w:val="fr-FR"/>
-              </w:rPr>
-              <w:t>ty</w:t>
-            </w:r>
-            <w:proofErr w:type="spellEnd"/>
-            <w:r>
-              <w:rPr>
-                <w:rFonts w:ascii="Times New Roman" w:hAnsi="Times New Roman"/>
-                <w:szCs w:val="24"/>
-                <w:lang w:val="fr-FR"/>
-              </w:rPr>
-              <w:t xml:space="preserve"> </w:t>
-            </w:r>
-            <w:proofErr w:type="spellStart"/>
-            <w:r>
-              <w:rPr>
-                <w:rFonts w:ascii="Times New Roman" w:hAnsi="Times New Roman"/>
-                <w:szCs w:val="24"/>
-                <w:lang w:val="fr-FR"/>
-              </w:rPr>
-              <w:t>Cổ</w:t>
-            </w:r>
-            <w:proofErr w:type="spellEnd"/>
-            <w:r>
-              <w:rPr>
-                <w:rFonts w:ascii="Times New Roman" w:hAnsi="Times New Roman"/>
-                <w:szCs w:val="24"/>
-                <w:lang w:val="fr-FR"/>
-              </w:rPr>
-              <w:t xml:space="preserve"> </w:t>
-            </w:r>
-            <w:proofErr w:type="spellStart"/>
-            <w:r>
-              <w:rPr>
-                <w:rFonts w:ascii="Times New Roman" w:hAnsi="Times New Roman"/>
-                <w:szCs w:val="24"/>
-                <w:lang w:val="fr-FR"/>
-              </w:rPr>
-              <w:t>phần</w:t>
-            </w:r>
-            <w:proofErr w:type="spellEnd"/>
-            <w:r>
-              <w:rPr>
-                <w:rFonts w:ascii="Times New Roman" w:hAnsi="Times New Roman"/>
-                <w:szCs w:val="24"/>
-                <w:lang w:val="fr-FR"/>
-              </w:rPr>
-              <w:t xml:space="preserve"> </w:t>
-            </w:r>
-            <w:proofErr w:type="spellStart"/>
-            <w:r>
-              <w:rPr>
-                <w:rFonts w:ascii="Times New Roman" w:hAnsi="Times New Roman"/>
-                <w:szCs w:val="24"/>
-                <w:lang w:val="fr-FR"/>
-              </w:rPr>
-              <w:t>Sản</w:t>
-            </w:r>
-            <w:proofErr w:type="spellEnd"/>
-            <w:r>
-              <w:rPr>
-                <w:rFonts w:ascii="Times New Roman" w:hAnsi="Times New Roman"/>
-                <w:szCs w:val="24"/>
-                <w:lang w:val="fr-FR"/>
-              </w:rPr>
-              <w:t xml:space="preserve"> </w:t>
-            </w:r>
-            <w:proofErr w:type="spellStart"/>
-            <w:r>
-              <w:rPr>
-                <w:rFonts w:ascii="Times New Roman" w:hAnsi="Times New Roman"/>
-                <w:szCs w:val="24"/>
-                <w:lang w:val="fr-FR"/>
-              </w:rPr>
-              <w:t>xuất</w:t>
-            </w:r>
-            <w:proofErr w:type="spellEnd"/>
-            <w:r>
-              <w:rPr>
-                <w:rFonts w:ascii="Times New Roman" w:hAnsi="Times New Roman"/>
-                <w:szCs w:val="24"/>
-                <w:lang w:val="fr-FR"/>
-              </w:rPr>
-              <w:t xml:space="preserve"> Nam </w:t>
-            </w:r>
-            <w:proofErr w:type="spellStart"/>
-            <w:r>
-              <w:rPr>
-                <w:rFonts w:ascii="Times New Roman" w:hAnsi="Times New Roman"/>
-                <w:szCs w:val="24"/>
-                <w:lang w:val="fr-FR"/>
-              </w:rPr>
-              <w:t>Thuận</w:t>
-            </w:r>
-            <w:proofErr w:type="spellEnd"/>
-            <w:r>
-              <w:rPr>
-                <w:rFonts w:ascii="Times New Roman" w:hAnsi="Times New Roman"/>
-                <w:szCs w:val="24"/>
-                <w:lang w:val="fr-FR"/>
-              </w:rPr>
-              <w:t>:</w:t>
-            </w:r>
-            <w:r>
-              <w:rPr>
-                <w:rFonts w:ascii="Times New Roman" w:hAnsi="Times New Roman"/>
-                <w:szCs w:val="24"/>
-                <w:lang w:val="fr-FR"/>
-              </w:rPr>
-              <w:t xml:space="preserve"> </w:t>
-            </w:r>
-          </w:p>
-          <w:p>
-            <w:pPr>
-              <w:ind w:left="0" w:firstLine="0"/>
-              <w:rPr>
-                <w:rFonts w:ascii="Times New Roman" w:hAnsi="Times New Roman"/>
-                <w:szCs w:val="24"/>
-                <w:lang w:val="fr-FR"/>
-              </w:rPr>
-            </w:pPr>
-            <w:proofErr w:type="spellStart"/>
-            <w:r>
-              <w:rPr>
-                <w:rFonts w:ascii="Times New Roman" w:hAnsi="Times New Roman"/>
-                <w:szCs w:val="24"/>
-                <w:lang w:val="fr-FR"/>
-              </w:rPr>
-              <w:t>Tổ</w:t>
-            </w:r>
-            <w:proofErr w:type="spellEnd"/>
-            <w:r>
-              <w:rPr>
-                <w:rFonts w:ascii="Times New Roman" w:hAnsi="Times New Roman"/>
-                <w:szCs w:val="24"/>
-                <w:lang w:val="fr-FR"/>
-              </w:rPr>
-              <w:t xml:space="preserve"> </w:t>
-            </w:r>
-            <w:proofErr w:type="spellStart"/>
-            <w:r>
-              <w:rPr>
-                <w:rFonts w:ascii="Times New Roman" w:hAnsi="Times New Roman"/>
-                <w:szCs w:val="24"/>
-                <w:lang w:val="fr-FR"/>
-              </w:rPr>
-              <w:t>dân</w:t>
-            </w:r>
-            <w:proofErr w:type="spellEnd"/>
-            <w:r>
-              <w:rPr>
-                <w:rFonts w:ascii="Times New Roman" w:hAnsi="Times New Roman"/>
-                <w:szCs w:val="24"/>
-                <w:lang w:val="fr-FR"/>
-              </w:rPr>
-              <w:t xml:space="preserve"> </w:t>
-            </w:r>
-            <w:proofErr w:type="spellStart"/>
-            <w:r>
-              <w:rPr>
-                <w:rFonts w:ascii="Times New Roman" w:hAnsi="Times New Roman"/>
-                <w:szCs w:val="24"/>
-                <w:lang w:val="fr-FR"/>
-              </w:rPr>
-              <w:t>phố</w:t>
-            </w:r>
-            <w:proofErr w:type="spellEnd"/>
-            <w:r>
-              <w:rPr>
-                <w:rFonts w:ascii="Times New Roman" w:hAnsi="Times New Roman"/>
-                <w:szCs w:val="24"/>
-                <w:lang w:val="fr-FR"/>
-              </w:rPr>
-              <w:t xml:space="preserve"> </w:t>
-            </w:r>
-            <w:proofErr w:type="spellStart"/>
-            <w:r>
-              <w:rPr>
-                <w:rFonts w:ascii="Times New Roman" w:hAnsi="Times New Roman"/>
-                <w:szCs w:val="24"/>
-                <w:lang w:val="fr-FR"/>
-              </w:rPr>
-              <w:t>Thủy</w:t>
-            </w:r>
-            <w:proofErr w:type="spellEnd"/>
-            <w:r>
-              <w:rPr>
-                <w:rFonts w:ascii="Times New Roman" w:hAnsi="Times New Roman"/>
-                <w:szCs w:val="24"/>
-                <w:lang w:val="fr-FR"/>
-              </w:rPr>
-              <w:t xml:space="preserve"> Sơn 7, </w:t>
-            </w:r>
-            <w:proofErr w:type="spellStart"/>
-            <w:r>
-              <w:rPr>
-                <w:rFonts w:ascii="Times New Roman" w:hAnsi="Times New Roman"/>
-                <w:szCs w:val="24"/>
-                <w:lang w:val="fr-FR"/>
-              </w:rPr>
-              <w:t>phường</w:t>
-            </w:r>
-            <w:proofErr w:type="spellEnd"/>
-            <w:r>
-              <w:rPr>
-                <w:rFonts w:ascii="Times New Roman" w:hAnsi="Times New Roman"/>
-                <w:szCs w:val="24"/>
-                <w:lang w:val="fr-FR"/>
-              </w:rPr>
-              <w:t xml:space="preserve"> </w:t>
-            </w:r>
-            <w:proofErr w:type="spellStart"/>
-            <w:r>
-              <w:rPr>
-                <w:rFonts w:ascii="Times New Roman" w:hAnsi="Times New Roman"/>
-                <w:szCs w:val="24"/>
-                <w:lang w:val="fr-FR"/>
-              </w:rPr>
-              <w:t>Thủy</w:t>
-            </w:r>
-            <w:proofErr w:type="spellEnd"/>
-            <w:r>
-              <w:rPr>
-                <w:rFonts w:ascii="Times New Roman" w:hAnsi="Times New Roman"/>
-                <w:szCs w:val="24"/>
-                <w:lang w:val="fr-FR"/>
-              </w:rPr>
-              <w:t xml:space="preserve"> Nguyên, </w:t>
-            </w:r>
-            <w:proofErr w:type="spellStart"/>
-            <w:r>
-              <w:rPr>
-                <w:rFonts w:ascii="Times New Roman" w:hAnsi="Times New Roman"/>
-                <w:szCs w:val="24"/>
-                <w:lang w:val="fr-FR"/>
-              </w:rPr>
-              <w:t>thành</w:t>
-            </w:r>
-            <w:proofErr w:type="spellEnd"/>
-            <w:r>
-              <w:rPr>
-                <w:rFonts w:ascii="Times New Roman" w:hAnsi="Times New Roman"/>
-                <w:szCs w:val="24"/>
-                <w:lang w:val="fr-FR"/>
-              </w:rPr>
-              <w:t xml:space="preserve"> </w:t>
-            </w:r>
-            <w:proofErr w:type="spellStart"/>
-            <w:r>
-              <w:rPr>
-                <w:rFonts w:ascii="Times New Roman" w:hAnsi="Times New Roman"/>
-                <w:szCs w:val="24"/>
-                <w:lang w:val="fr-FR"/>
-              </w:rPr>
-              <w:t>phố</w:t>
-            </w:r>
-            <w:proofErr w:type="spellEnd"/>
-            <w:r>
-              <w:rPr>
-                <w:rFonts w:ascii="Times New Roman" w:hAnsi="Times New Roman"/>
-                <w:szCs w:val="24"/>
-                <w:lang w:val="fr-FR"/>
-              </w:rPr>
-              <w:t xml:space="preserve"> Hải </w:t>
-            </w:r>
-            <w:proofErr w:type="spellStart"/>
-            <w:r>
-              <w:rPr>
-                <w:rFonts w:ascii="Times New Roman" w:hAnsi="Times New Roman"/>
-                <w:szCs w:val="24"/>
-                <w:lang w:val="fr-FR"/>
-              </w:rPr>
-              <w:t>Phòng</w:t>
-            </w:r>
-            <w:proofErr w:type="spellEnd"/>
-          </w:p>
-          <w:p>
-            <w:pPr>
-              <w:ind w:left="0" w:firstLine="0"/>
-              <w:rPr>
-                <w:rFonts w:ascii="Times New Roman" w:hAnsi="Times New Roman"/>
-                <w:szCs w:val="24"/>
-                <w:lang w:val="fr-FR"/>
-              </w:rPr>
-            </w:pPr>
-            <w:r>
-              <w:rPr>
-                <w:rFonts w:ascii="Times New Roman" w:hAnsi="Times New Roman"/>
-                <w:szCs w:val="24"/>
-                <w:lang w:val="fr-FR"/>
-              </w:rPr>
-              <w:t xml:space="preserve">+ Các </w:t>
-            </w:r>
-            <w:proofErr w:type="spellStart"/>
-            <w:r>
-              <w:rPr>
-                <w:rFonts w:ascii="Times New Roman" w:hAnsi="Times New Roman"/>
-                <w:szCs w:val="24"/>
-                <w:lang w:val="fr-FR"/>
-              </w:rPr>
-              <w:t>địa</w:t>
-            </w:r>
-            <w:proofErr w:type="spellEnd"/>
-            <w:r>
-              <w:rPr>
-                <w:rFonts w:ascii="Times New Roman" w:hAnsi="Times New Roman"/>
-                <w:szCs w:val="24"/>
-                <w:lang w:val="fr-FR"/>
-              </w:rPr>
-              <w:t xml:space="preserve"> </w:t>
-            </w:r>
-            <w:proofErr w:type="spellStart"/>
-            <w:r>
-              <w:rPr>
-                <w:rFonts w:ascii="Times New Roman" w:hAnsi="Times New Roman"/>
-                <w:szCs w:val="24"/>
-                <w:lang w:val="fr-FR"/>
-              </w:rPr>
-              <w:t>điểm</w:t>
-            </w:r>
-            <w:proofErr w:type="spellEnd"/>
-            <w:r>
-              <w:rPr>
-                <w:rFonts w:ascii="Times New Roman" w:hAnsi="Times New Roman"/>
-                <w:szCs w:val="24"/>
-                <w:lang w:val="fr-FR"/>
-              </w:rPr>
-              <w:t xml:space="preserve"> </w:t>
-            </w:r>
-            <w:proofErr w:type="spellStart"/>
-            <w:r>
-              <w:rPr>
-                <w:rFonts w:ascii="Times New Roman" w:hAnsi="Times New Roman"/>
-                <w:szCs w:val="24"/>
-                <w:lang w:val="fr-FR"/>
-              </w:rPr>
-              <w:t>khác</w:t>
-            </w:r>
-            <w:proofErr w:type="spellEnd"/>
-            <w:r>
-              <w:rPr>
-                <w:rFonts w:ascii="Times New Roman" w:hAnsi="Times New Roman"/>
-                <w:szCs w:val="24"/>
-                <w:lang w:val="fr-FR"/>
-              </w:rPr>
-              <w:t xml:space="preserve"> </w:t>
-            </w:r>
-            <w:proofErr w:type="spellStart"/>
-            <w:r>
-              <w:rPr>
-                <w:rFonts w:ascii="Times New Roman" w:hAnsi="Times New Roman"/>
-                <w:szCs w:val="24"/>
-                <w:lang w:val="fr-FR"/>
-              </w:rPr>
-              <w:t>theo</w:t>
-            </w:r>
-            <w:proofErr w:type="spellEnd"/>
-            <w:r>
-              <w:rPr>
-                <w:rFonts w:ascii="Times New Roman" w:hAnsi="Times New Roman"/>
-                <w:szCs w:val="24"/>
-                <w:lang w:val="fr-FR"/>
-              </w:rPr>
-              <w:t xml:space="preserve"> </w:t>
-            </w:r>
-            <w:proofErr w:type="spellStart"/>
-            <w:r>
-              <w:rPr>
-                <w:rFonts w:ascii="Times New Roman" w:hAnsi="Times New Roman"/>
-                <w:szCs w:val="24"/>
-                <w:lang w:val="fr-FR"/>
-              </w:rPr>
-              <w:t>sự</w:t>
-            </w:r>
-            <w:proofErr w:type="spellEnd"/>
-            <w:r>
-              <w:rPr>
-                <w:rFonts w:ascii="Times New Roman" w:hAnsi="Times New Roman"/>
-                <w:szCs w:val="24"/>
-                <w:lang w:val="fr-FR"/>
-              </w:rPr>
-              <w:t xml:space="preserve"> </w:t>
-            </w:r>
-            <w:proofErr w:type="spellStart"/>
-            <w:r>
-              <w:rPr>
-                <w:rFonts w:ascii="Times New Roman" w:hAnsi="Times New Roman"/>
-                <w:szCs w:val="24"/>
-                <w:lang w:val="fr-FR"/>
-              </w:rPr>
-              <w:t>phân</w:t>
-            </w:r>
-            <w:proofErr w:type="spellEnd"/>
-            <w:r>
-              <w:rPr>
-                <w:rFonts w:ascii="Times New Roman" w:hAnsi="Times New Roman"/>
-                <w:szCs w:val="24"/>
-                <w:lang w:val="fr-FR"/>
-              </w:rPr>
-              <w:t xml:space="preserve"> </w:t>
-            </w:r>
-            <w:proofErr w:type="spellStart"/>
-            <w:r>
-              <w:rPr>
-                <w:rFonts w:ascii="Times New Roman" w:hAnsi="Times New Roman"/>
-                <w:szCs w:val="24"/>
-                <w:lang w:val="fr-FR"/>
-              </w:rPr>
-              <w:t>công</w:t>
-            </w:r>
-            <w:proofErr w:type="spellEnd"/>
-            <w:r>
-              <w:rPr>
-                <w:rFonts w:ascii="Times New Roman" w:hAnsi="Times New Roman"/>
-                <w:szCs w:val="24"/>
-                <w:lang w:val="fr-FR"/>
-              </w:rPr>
-              <w:t xml:space="preserve"> </w:t>
-            </w:r>
-            <w:proofErr w:type="spellStart"/>
-            <w:r>
-              <w:rPr>
-                <w:rFonts w:ascii="Times New Roman" w:hAnsi="Times New Roman"/>
-                <w:szCs w:val="24"/>
-                <w:lang w:val="fr-FR"/>
-              </w:rPr>
-              <w:t>của</w:t>
-            </w:r>
-            <w:proofErr w:type="spellEnd"/>
-            <w:r>
-              <w:rPr>
-                <w:rFonts w:ascii="Times New Roman" w:hAnsi="Times New Roman"/>
-                <w:szCs w:val="24"/>
-                <w:lang w:val="fr-FR"/>
-              </w:rPr>
-              <w:t xml:space="preserve"> Công </w:t>
-            </w:r>
-            <w:proofErr w:type="spellStart"/>
-            <w:r>
-              <w:rPr>
-                <w:rFonts w:ascii="Times New Roman" w:hAnsi="Times New Roman"/>
-                <w:szCs w:val="24"/>
-                <w:lang w:val="fr-FR"/>
-              </w:rPr>
-              <w:t>ty</w:t>
-            </w:r>
-            <w:proofErr w:type="spellEnd"/>
-            <w:r>
-              <w:rPr>
-                <w:rFonts w:ascii="Times New Roman" w:hAnsi="Times New Roman"/>
-                <w:szCs w:val="24"/>
-                <w:lang w:val="fr-FR"/>
-              </w:rPr>
-              <w:t xml:space="preserve"> </w:t>
-            </w:r>
-            <w:proofErr w:type="spellStart"/>
-            <w:r>
-              <w:rPr>
-                <w:rFonts w:ascii="Times New Roman" w:hAnsi="Times New Roman"/>
-                <w:szCs w:val="24"/>
-                <w:lang w:val="fr-FR"/>
-              </w:rPr>
-              <w:t>theo</w:t>
-            </w:r>
-            <w:proofErr w:type="spellEnd"/>
-            <w:r>
-              <w:rPr>
-                <w:rFonts w:ascii="Times New Roman" w:hAnsi="Times New Roman"/>
-                <w:szCs w:val="24"/>
-                <w:lang w:val="fr-FR"/>
-              </w:rPr>
-              <w:t xml:space="preserve"> </w:t>
-            </w:r>
-            <w:proofErr w:type="spellStart"/>
-            <w:r>
-              <w:rPr>
-                <w:rFonts w:ascii="Times New Roman" w:hAnsi="Times New Roman"/>
-                <w:szCs w:val="24"/>
-                <w:lang w:val="fr-FR"/>
-              </w:rPr>
-              <w:t>yêu</w:t>
-            </w:r>
-            <w:proofErr w:type="spellEnd"/>
-            <w:r>
-              <w:rPr>
-                <w:rFonts w:ascii="Times New Roman" w:hAnsi="Times New Roman"/>
-                <w:szCs w:val="24"/>
-                <w:lang w:val="fr-FR"/>
-              </w:rPr>
-              <w:t xml:space="preserve"> </w:t>
-            </w:r>
-            <w:proofErr w:type="spellStart"/>
-            <w:r>
-              <w:rPr>
-                <w:rFonts w:ascii="Times New Roman" w:hAnsi="Times New Roman"/>
-                <w:szCs w:val="24"/>
-                <w:lang w:val="fr-FR"/>
-              </w:rPr>
-              <w:t>cầu</w:t>
-            </w:r>
-            <w:proofErr w:type="spellEnd"/>
-            <w:r>
-              <w:rPr>
-                <w:rFonts w:ascii="Times New Roman" w:hAnsi="Times New Roman"/>
-                <w:szCs w:val="24"/>
-                <w:lang w:val="fr-FR"/>
-              </w:rPr>
-              <w:t xml:space="preserve"> </w:t>
-            </w:r>
-            <w:proofErr w:type="spellStart"/>
-            <w:r>
-              <w:rPr>
-                <w:rFonts w:ascii="Times New Roman" w:hAnsi="Times New Roman"/>
-                <w:szCs w:val="24"/>
-                <w:lang w:val="fr-FR"/>
-              </w:rPr>
-              <w:t>công</w:t>
-            </w:r>
-            <w:proofErr w:type="spellEnd"/>
-            <w:r>
-              <w:rPr>
-                <w:rFonts w:ascii="Times New Roman" w:hAnsi="Times New Roman"/>
-                <w:szCs w:val="24"/>
-                <w:lang w:val="fr-FR"/>
-              </w:rPr>
-              <w:t xml:space="preserve"> </w:t>
-            </w:r>
-            <w:proofErr w:type="spellStart"/>
-            <w:r>
-              <w:rPr>
-                <w:rFonts w:ascii="Times New Roman" w:hAnsi="Times New Roman"/>
-                <w:szCs w:val="24"/>
-                <w:lang w:val="fr-FR"/>
-              </w:rPr>
-              <w:t>việc</w:t>
-            </w:r>
-            <w:proofErr w:type="spellEnd"/>
+              <w:t>+ Các địa điểm khác theo sự phân công của Công ty theo yêu cầu công việc</w:t>
+            </w:r>
           </w:p>
         </w:tc>
       </w:tr>
@@ -3896,25 +2890,7 @@
                 <w:color w:val="000000"/>
                 <w:szCs w:val="24"/>
               </w:rPr>
-              <w:t>{{</w:t>
-            </w:r>
-            <w:proofErr w:type="spellStart"/>
-            <w:r>
-              <w:rPr>
-                <w:rFonts w:ascii="Times New Roman" w:hAnsi="Times New Roman"/>
-                <w:color w:val="000000"/>
-                <w:szCs w:val="24"/>
-              </w:rPr>
-              <w:t>chucdanh</w:t>
-            </w:r>
-            <w:proofErr w:type="spellEnd"/>
-            <w:r>
-              <w:rPr>
-                <w:rFonts w:ascii="Times New Roman" w:hAnsi="Times New Roman"/>
-                <w:color w:val="000000"/>
-                <w:szCs w:val="24"/>
-              </w:rPr>
-              <w:t>}}</w:t>
+              <w:t>{{chucdanh}}</w:t>
             </w:r>
           </w:p>
         </w:tc>
@@ -4025,27 +3001,7 @@
                 <w:color w:val="000000"/>
                 <w:szCs w:val="24"/>
               </w:rPr>
-              <w:t>{{</w:t>
-            </w:r>
-            <w:proofErr w:type="spellStart"/>
-            <w:r>
-              <w:rPr>
-                <w:b/>
-                <w:bCs/>
-                <w:color w:val="000000"/>
-                <w:szCs w:val="24"/>
-              </w:rPr>
-              <w:t>bophan</w:t>
-            </w:r>
-            <w:proofErr w:type="spellEnd"/>
-            <w:r>
-              <w:rPr>
-                <w:b/>
-                <w:bCs/>
-                <w:color w:val="000000"/>
-                <w:szCs w:val="24"/>
-              </w:rPr>
-              <w:t>}}</w:t>
+              <w:t>{{bophan}}</w:t>
             </w:r>
           </w:p>
         </w:tc>
@@ -4227,7 +3183,6 @@
                 <w:lang w:val="fr-FR"/>
               </w:rPr>
             </w:pPr>
-            <w:proofErr w:type="spellStart"/>
             <w:r>
               <w:rPr>
                 <w:rFonts w:ascii="Times New Roman" w:hAnsi="Times New Roman"/>
@@ -4235,407 +3190,7 @@
                 <w:szCs w:val="24"/>
                 <w:lang w:val="fr-FR"/>
               </w:rPr>
-              <w:t>Thực</w:t>
-            </w:r>
-            <w:proofErr w:type="spellEnd"/>
-            <w:r>
-              <w:rPr>
-                <w:rFonts w:ascii="Times New Roman" w:hAnsi="Times New Roman"/>
-                <w:color w:val="000000"/>
-                <w:szCs w:val="24"/>
-                <w:lang w:val="fr-FR"/>
-              </w:rPr>
-              <w:t xml:space="preserve"> </w:t>
-            </w:r>
-            <w:proofErr w:type="spellStart"/>
-            <w:r>
-              <w:rPr>
-                <w:rFonts w:ascii="Times New Roman" w:hAnsi="Times New Roman"/>
-                <w:color w:val="000000"/>
-                <w:szCs w:val="24"/>
-                <w:lang w:val="fr-FR"/>
-              </w:rPr>
-              <w:t>hiện</w:t>
-            </w:r>
-            <w:proofErr w:type="spellEnd"/>
-            <w:r>
-              <w:rPr>
-                <w:rFonts w:ascii="Times New Roman" w:hAnsi="Times New Roman"/>
-                <w:color w:val="000000"/>
-                <w:szCs w:val="24"/>
-                <w:lang w:val="fr-FR"/>
-              </w:rPr>
-              <w:t xml:space="preserve"> </w:t>
-            </w:r>
-            <w:proofErr w:type="spellStart"/>
-            <w:r>
-              <w:rPr>
-                <w:rFonts w:ascii="Times New Roman" w:hAnsi="Times New Roman"/>
-                <w:color w:val="000000"/>
-                <w:szCs w:val="24"/>
-                <w:lang w:val="fr-FR"/>
-              </w:rPr>
-              <w:t>theo</w:t>
-            </w:r>
-            <w:proofErr w:type="spellEnd"/>
-            <w:r>
-              <w:rPr>
-                <w:rFonts w:ascii="Times New Roman" w:hAnsi="Times New Roman"/>
-                <w:color w:val="000000"/>
-                <w:szCs w:val="24"/>
-                <w:lang w:val="fr-FR"/>
-              </w:rPr>
-              <w:t xml:space="preserve"> </w:t>
-            </w:r>
-            <w:proofErr w:type="spellStart"/>
-            <w:r>
-              <w:rPr>
-                <w:rFonts w:ascii="Times New Roman" w:hAnsi="Times New Roman"/>
-                <w:color w:val="000000"/>
-                <w:szCs w:val="24"/>
-                <w:lang w:val="fr-FR"/>
-              </w:rPr>
-              <w:t>bảng</w:t>
-            </w:r>
-            <w:proofErr w:type="spellEnd"/>
-            <w:r>
-              <w:rPr>
-                <w:rFonts w:ascii="Times New Roman" w:hAnsi="Times New Roman"/>
-                <w:color w:val="000000"/>
-                <w:szCs w:val="24"/>
-                <w:lang w:val="fr-FR"/>
-              </w:rPr>
-              <w:t xml:space="preserve"> </w:t>
-            </w:r>
-            <w:proofErr w:type="spellStart"/>
-            <w:r>
-              <w:rPr>
-                <w:rFonts w:ascii="Times New Roman" w:hAnsi="Times New Roman"/>
-                <w:color w:val="000000"/>
-                <w:szCs w:val="24"/>
-                <w:lang w:val="fr-FR"/>
-              </w:rPr>
-              <w:t>mô</w:t>
-            </w:r>
-            <w:proofErr w:type="spellEnd"/>
-            <w:r>
-              <w:rPr>
-                <w:rFonts w:ascii="Times New Roman" w:hAnsi="Times New Roman"/>
-                <w:color w:val="000000"/>
-                <w:szCs w:val="24"/>
-                <w:lang w:val="fr-FR"/>
-              </w:rPr>
-              <w:t xml:space="preserve"> </w:t>
-            </w:r>
-            <w:proofErr w:type="spellStart"/>
-            <w:r>
-              <w:rPr>
-                <w:rFonts w:ascii="Times New Roman" w:hAnsi="Times New Roman"/>
-                <w:color w:val="000000"/>
-                <w:szCs w:val="24"/>
-                <w:lang w:val="fr-FR"/>
-              </w:rPr>
-              <w:t>tả</w:t>
-            </w:r>
-            <w:proofErr w:type="spellEnd"/>
-            <w:r>
-              <w:rPr>
-                <w:rFonts w:ascii="Times New Roman" w:hAnsi="Times New Roman"/>
-                <w:color w:val="000000"/>
-                <w:szCs w:val="24"/>
-                <w:lang w:val="fr-FR"/>
-              </w:rPr>
-              <w:t xml:space="preserve"> </w:t>
-            </w:r>
-            <w:proofErr w:type="spellStart"/>
-            <w:r>
-              <w:rPr>
-                <w:rFonts w:ascii="Times New Roman" w:hAnsi="Times New Roman"/>
-                <w:color w:val="000000"/>
-                <w:szCs w:val="24"/>
-                <w:lang w:val="fr-FR"/>
-              </w:rPr>
-              <w:t>công</w:t>
-            </w:r>
-            <w:proofErr w:type="spellEnd"/>
-            <w:r>
-              <w:rPr>
-                <w:rFonts w:ascii="Times New Roman" w:hAnsi="Times New Roman"/>
-                <w:color w:val="000000"/>
-                <w:szCs w:val="24"/>
-                <w:lang w:val="fr-FR"/>
-              </w:rPr>
-              <w:t xml:space="preserve"> </w:t>
-            </w:r>
-            <w:proofErr w:type="spellStart"/>
-            <w:r>
-              <w:rPr>
-                <w:rFonts w:ascii="Times New Roman" w:hAnsi="Times New Roman"/>
-                <w:color w:val="000000"/>
-                <w:szCs w:val="24"/>
-                <w:lang w:val="fr-FR"/>
-              </w:rPr>
-              <w:t>việc</w:t>
-            </w:r>
-            <w:proofErr w:type="spellEnd"/>
-            <w:r>
-              <w:rPr>
-                <w:rFonts w:ascii="Times New Roman" w:hAnsi="Times New Roman"/>
-                <w:color w:val="000000"/>
-                <w:szCs w:val="24"/>
-                <w:lang w:val="fr-FR"/>
-              </w:rPr>
-              <w:t xml:space="preserve"> </w:t>
-            </w:r>
-            <w:proofErr w:type="spellStart"/>
-            <w:r>
-              <w:rPr>
-                <w:rFonts w:ascii="Times New Roman" w:hAnsi="Times New Roman"/>
-                <w:color w:val="000000"/>
-                <w:szCs w:val="24"/>
-                <w:lang w:val="fr-FR"/>
-              </w:rPr>
-              <w:t>và</w:t>
-            </w:r>
-            <w:proofErr w:type="spellEnd"/>
-            <w:r>
-              <w:rPr>
-                <w:rFonts w:ascii="Times New Roman" w:hAnsi="Times New Roman"/>
-                <w:color w:val="000000"/>
-                <w:szCs w:val="24"/>
-                <w:lang w:val="fr-FR"/>
-              </w:rPr>
-              <w:t xml:space="preserve"> </w:t>
-            </w:r>
-            <w:proofErr w:type="spellStart"/>
-            <w:r>
-              <w:rPr>
-                <w:rFonts w:ascii="Times New Roman" w:hAnsi="Times New Roman"/>
-                <w:color w:val="000000"/>
-                <w:szCs w:val="24"/>
-                <w:lang w:val="fr-FR"/>
-              </w:rPr>
-              <w:t>các</w:t>
-            </w:r>
-            <w:proofErr w:type="spellEnd"/>
-            <w:r>
-              <w:rPr>
-                <w:rFonts w:ascii="Times New Roman" w:hAnsi="Times New Roman"/>
-                <w:color w:val="000000"/>
-                <w:szCs w:val="24"/>
-                <w:lang w:val="fr-FR"/>
-              </w:rPr>
-              <w:t xml:space="preserve"> </w:t>
-            </w:r>
-            <w:proofErr w:type="spellStart"/>
-            <w:r>
-              <w:rPr>
-                <w:rFonts w:ascii="Times New Roman" w:hAnsi="Times New Roman"/>
-                <w:color w:val="000000"/>
-                <w:szCs w:val="24"/>
-                <w:lang w:val="fr-FR"/>
-              </w:rPr>
-              <w:t>công</w:t>
-            </w:r>
-            <w:proofErr w:type="spellEnd"/>
-            <w:r>
-              <w:rPr>
-                <w:rFonts w:ascii="Times New Roman" w:hAnsi="Times New Roman"/>
-                <w:color w:val="000000"/>
-                <w:szCs w:val="24"/>
-                <w:lang w:val="fr-FR"/>
-              </w:rPr>
-              <w:t xml:space="preserve"> </w:t>
-            </w:r>
-            <w:proofErr w:type="spellStart"/>
-            <w:r>
-              <w:rPr>
-                <w:rFonts w:ascii="Times New Roman" w:hAnsi="Times New Roman"/>
-                <w:color w:val="000000"/>
-                <w:szCs w:val="24"/>
-                <w:lang w:val="fr-FR"/>
-              </w:rPr>
-              <w:t>việc</w:t>
-            </w:r>
-            <w:proofErr w:type="spellEnd"/>
-            <w:r>
-              <w:rPr>
-                <w:rFonts w:ascii="Times New Roman" w:hAnsi="Times New Roman"/>
-                <w:color w:val="000000"/>
-                <w:szCs w:val="24"/>
-                <w:lang w:val="fr-FR"/>
-              </w:rPr>
-              <w:t xml:space="preserve"> </w:t>
-            </w:r>
-            <w:proofErr w:type="spellStart"/>
-            <w:r>
-              <w:rPr>
-                <w:rFonts w:ascii="Times New Roman" w:hAnsi="Times New Roman"/>
-                <w:color w:val="000000"/>
-                <w:szCs w:val="24"/>
-                <w:lang w:val="fr-FR"/>
-              </w:rPr>
-              <w:t>liên</w:t>
-            </w:r>
-            <w:proofErr w:type="spellEnd"/>
-            <w:r>
-              <w:rPr>
-                <w:rFonts w:ascii="Times New Roman" w:hAnsi="Times New Roman"/>
-                <w:color w:val="000000"/>
-                <w:szCs w:val="24"/>
-                <w:lang w:val="fr-FR"/>
-              </w:rPr>
-              <w:t xml:space="preserve"> </w:t>
-            </w:r>
-            <w:proofErr w:type="spellStart"/>
-            <w:r>
-              <w:rPr>
-                <w:rFonts w:ascii="Times New Roman" w:hAnsi="Times New Roman"/>
-                <w:color w:val="000000"/>
-                <w:szCs w:val="24"/>
-                <w:lang w:val="fr-FR"/>
-              </w:rPr>
-              <w:t>quan</w:t>
-            </w:r>
-            <w:proofErr w:type="spellEnd"/>
-            <w:r>
-              <w:rPr>
-                <w:rFonts w:ascii="Times New Roman" w:hAnsi="Times New Roman"/>
-                <w:color w:val="000000"/>
-                <w:szCs w:val="24"/>
-                <w:lang w:val="fr-FR"/>
-              </w:rPr>
-              <w:t xml:space="preserve"> </w:t>
-            </w:r>
-            <w:proofErr w:type="spellStart"/>
-            <w:r>
-              <w:rPr>
-                <w:rFonts w:ascii="Times New Roman" w:hAnsi="Times New Roman"/>
-                <w:color w:val="000000"/>
-                <w:szCs w:val="24"/>
-                <w:lang w:val="fr-FR"/>
-              </w:rPr>
-              <w:t>khác</w:t>
-            </w:r>
-            <w:proofErr w:type="spellEnd"/>
-            <w:r>
-              <w:rPr>
-                <w:rFonts w:ascii="Times New Roman" w:hAnsi="Times New Roman"/>
-                <w:color w:val="000000"/>
-                <w:szCs w:val="24"/>
-                <w:lang w:val="fr-FR"/>
-              </w:rPr>
-              <w:t xml:space="preserve"> </w:t>
-            </w:r>
-            <w:proofErr w:type="spellStart"/>
-            <w:r>
-              <w:rPr>
-                <w:rFonts w:ascii="Times New Roman" w:hAnsi="Times New Roman"/>
-                <w:color w:val="000000"/>
-                <w:szCs w:val="24"/>
-                <w:lang w:val="fr-FR"/>
-              </w:rPr>
-              <w:t>dưới</w:t>
-            </w:r>
-            <w:proofErr w:type="spellEnd"/>
-            <w:r>
-              <w:rPr>
-                <w:rFonts w:ascii="Times New Roman" w:hAnsi="Times New Roman"/>
-                <w:color w:val="000000"/>
-                <w:szCs w:val="24"/>
-                <w:lang w:val="fr-FR"/>
-              </w:rPr>
-              <w:t xml:space="preserve"> </w:t>
-            </w:r>
-            <w:proofErr w:type="spellStart"/>
-            <w:r>
-              <w:rPr>
-                <w:rFonts w:ascii="Times New Roman" w:hAnsi="Times New Roman"/>
-                <w:color w:val="000000"/>
-                <w:szCs w:val="24"/>
-                <w:lang w:val="fr-FR"/>
-              </w:rPr>
-              <w:t>sự</w:t>
-            </w:r>
-            <w:proofErr w:type="spellEnd"/>
-            <w:r>
-              <w:rPr>
-                <w:rFonts w:ascii="Times New Roman" w:hAnsi="Times New Roman"/>
-                <w:color w:val="000000"/>
-                <w:szCs w:val="24"/>
-                <w:lang w:val="fr-FR"/>
-              </w:rPr>
-              <w:t xml:space="preserve"> </w:t>
-            </w:r>
-            <w:proofErr w:type="spellStart"/>
-            <w:r>
-              <w:rPr>
-                <w:rFonts w:ascii="Times New Roman" w:hAnsi="Times New Roman"/>
-                <w:color w:val="000000"/>
-                <w:szCs w:val="24"/>
-                <w:lang w:val="fr-FR"/>
-              </w:rPr>
-              <w:t>phân</w:t>
-            </w:r>
-            <w:proofErr w:type="spellEnd"/>
-            <w:r>
-              <w:rPr>
-                <w:rFonts w:ascii="Times New Roman" w:hAnsi="Times New Roman"/>
-                <w:color w:val="000000"/>
-                <w:szCs w:val="24"/>
-                <w:lang w:val="fr-FR"/>
-              </w:rPr>
-              <w:t xml:space="preserve"> </w:t>
-            </w:r>
-            <w:proofErr w:type="spellStart"/>
-            <w:r>
-              <w:rPr>
-                <w:rFonts w:ascii="Times New Roman" w:hAnsi="Times New Roman"/>
-                <w:color w:val="000000"/>
-                <w:szCs w:val="24"/>
-                <w:lang w:val="fr-FR"/>
-              </w:rPr>
-              <w:t>công</w:t>
-            </w:r>
-            <w:proofErr w:type="spellEnd"/>
-            <w:r>
-              <w:rPr>
-                <w:rFonts w:ascii="Times New Roman" w:hAnsi="Times New Roman"/>
-                <w:color w:val="000000"/>
-                <w:szCs w:val="24"/>
-                <w:lang w:val="fr-FR"/>
-              </w:rPr>
-              <w:t xml:space="preserve"> </w:t>
-            </w:r>
-            <w:proofErr w:type="spellStart"/>
-            <w:r>
-              <w:rPr>
-                <w:rFonts w:ascii="Times New Roman" w:hAnsi="Times New Roman"/>
-                <w:color w:val="000000"/>
-                <w:szCs w:val="24"/>
-                <w:lang w:val="fr-FR"/>
-              </w:rPr>
-              <w:t>của</w:t>
-            </w:r>
-            <w:proofErr w:type="spellEnd"/>
-            <w:r>
-              <w:rPr>
-                <w:rFonts w:ascii="Times New Roman" w:hAnsi="Times New Roman"/>
-                <w:color w:val="000000"/>
-                <w:szCs w:val="24"/>
-                <w:lang w:val="fr-FR"/>
-              </w:rPr>
-              <w:t xml:space="preserve"> </w:t>
-            </w:r>
-            <w:proofErr w:type="spellStart"/>
-            <w:r>
-              <w:rPr>
-                <w:rFonts w:ascii="Times New Roman" w:hAnsi="Times New Roman"/>
-                <w:color w:val="000000"/>
-                <w:szCs w:val="24"/>
-                <w:lang w:val="fr-FR"/>
-              </w:rPr>
-              <w:t>ng</w:t>
+              <w:t>Thực hiện theo bảng mô tả công việc và các công việc liên quan khác dưới sự phân công của ng</w:t>
             </w:r>
             <w:r>
               <w:rPr>
@@ -4653,97 +3208,7 @@
                 <w:szCs w:val="24"/>
                 <w:lang w:val="fr-FR"/>
               </w:rPr>
-              <w:t>ời</w:t>
-            </w:r>
-            <w:proofErr w:type="spellEnd"/>
-            <w:r>
-              <w:rPr>
-                <w:rFonts w:ascii="Times New Roman" w:hAnsi="Times New Roman"/>
-                <w:color w:val="000000"/>
-                <w:szCs w:val="24"/>
-                <w:lang w:val="fr-FR"/>
-              </w:rPr>
-              <w:t xml:space="preserve"> </w:t>
-            </w:r>
-            <w:proofErr w:type="spellStart"/>
-            <w:r>
-              <w:rPr>
-                <w:rFonts w:ascii="Times New Roman" w:hAnsi="Times New Roman"/>
-                <w:color w:val="000000"/>
-                <w:szCs w:val="24"/>
-                <w:lang w:val="fr-FR"/>
-              </w:rPr>
-              <w:t>quản</w:t>
-            </w:r>
-            <w:proofErr w:type="spellEnd"/>
-            <w:r>
-              <w:rPr>
-                <w:rFonts w:ascii="Times New Roman" w:hAnsi="Times New Roman"/>
-                <w:color w:val="000000"/>
-                <w:szCs w:val="24"/>
-                <w:lang w:val="fr-FR"/>
-              </w:rPr>
-              <w:t xml:space="preserve"> </w:t>
-            </w:r>
-            <w:proofErr w:type="spellStart"/>
-            <w:r>
-              <w:rPr>
-                <w:rFonts w:ascii="Times New Roman" w:hAnsi="Times New Roman"/>
-                <w:color w:val="000000"/>
-                <w:szCs w:val="24"/>
-                <w:lang w:val="fr-FR"/>
-              </w:rPr>
-              <w:t>lý</w:t>
-            </w:r>
-            <w:proofErr w:type="spellEnd"/>
-            <w:r>
-              <w:rPr>
-                <w:rFonts w:ascii="Times New Roman" w:hAnsi="Times New Roman"/>
-                <w:color w:val="000000"/>
-                <w:szCs w:val="24"/>
-                <w:lang w:val="fr-FR"/>
-              </w:rPr>
-              <w:t xml:space="preserve"> </w:t>
-            </w:r>
-            <w:proofErr w:type="spellStart"/>
-            <w:r>
-              <w:rPr>
-                <w:rFonts w:ascii="Times New Roman" w:hAnsi="Times New Roman"/>
-                <w:color w:val="000000"/>
-                <w:szCs w:val="24"/>
-                <w:lang w:val="fr-FR"/>
-              </w:rPr>
-              <w:t>trực</w:t>
-            </w:r>
-            <w:proofErr w:type="spellEnd"/>
-            <w:r>
-              <w:rPr>
-                <w:rFonts w:ascii="Times New Roman" w:hAnsi="Times New Roman"/>
-                <w:color w:val="000000"/>
-                <w:szCs w:val="24"/>
-                <w:lang w:val="fr-FR"/>
-              </w:rPr>
-              <w:t xml:space="preserve"> </w:t>
-            </w:r>
-            <w:proofErr w:type="spellStart"/>
-            <w:r>
-              <w:rPr>
-                <w:rFonts w:ascii="Times New Roman" w:hAnsi="Times New Roman"/>
-                <w:color w:val="000000"/>
-                <w:szCs w:val="24"/>
-                <w:lang w:val="fr-FR"/>
-              </w:rPr>
-              <w:t>tiếp</w:t>
-            </w:r>
-            <w:proofErr w:type="spellEnd"/>
-            <w:r>
-              <w:rPr>
-                <w:rFonts w:ascii="Times New Roman" w:hAnsi="Times New Roman"/>
-                <w:color w:val="000000"/>
-                <w:szCs w:val="24"/>
-                <w:lang w:val="fr-FR"/>
-              </w:rPr>
-              <w:t>.</w:t>
+              <w:t>ời quản lý trực tiếp.</w:t>
             </w:r>
           </w:p>
         </w:tc>
@@ -4810,565 +3275,7 @@
           <w:szCs w:val="24"/>
           <w:lang w:val="fr-FR"/>
         </w:rPr>
-        <w:t xml:space="preserve">- </w:t>
-      </w:r>
-      <w:proofErr w:type="spellStart"/>
-      <w:r>
-        <w:rPr>
-          <w:rFonts w:ascii="Times New Roman" w:hAnsi="Times New Roman"/>
-          <w:szCs w:val="24"/>
-          <w:lang w:val="fr-FR"/>
-        </w:rPr>
-        <w:t>Thời</w:t>
-      </w:r>
-      <w:proofErr w:type="spellEnd"/>
-      <w:r>
-        <w:rPr>
-          <w:rFonts w:ascii="Times New Roman" w:hAnsi="Times New Roman"/>
-          <w:szCs w:val="24"/>
-          <w:lang w:val="fr-FR"/>
-        </w:rPr>
-        <w:t xml:space="preserve"> </w:t>
-      </w:r>
-      <w:proofErr w:type="spellStart"/>
-      <w:r>
-        <w:rPr>
-          <w:rFonts w:ascii="Times New Roman" w:hAnsi="Times New Roman"/>
-          <w:szCs w:val="24"/>
-          <w:lang w:val="fr-FR"/>
-        </w:rPr>
-        <w:t>gian</w:t>
-      </w:r>
-      <w:proofErr w:type="spellEnd"/>
-      <w:r>
-        <w:rPr>
-          <w:rFonts w:ascii="Times New Roman" w:hAnsi="Times New Roman"/>
-          <w:szCs w:val="24"/>
-          <w:lang w:val="fr-FR"/>
-        </w:rPr>
-        <w:t xml:space="preserve"> </w:t>
-      </w:r>
-      <w:proofErr w:type="spellStart"/>
-      <w:r>
-        <w:rPr>
-          <w:rFonts w:ascii="Times New Roman" w:hAnsi="Times New Roman"/>
-          <w:szCs w:val="24"/>
-          <w:lang w:val="fr-FR"/>
-        </w:rPr>
-        <w:t>làm</w:t>
-      </w:r>
-      <w:proofErr w:type="spellEnd"/>
-      <w:r>
-        <w:rPr>
-          <w:rFonts w:ascii="Times New Roman" w:hAnsi="Times New Roman"/>
-          <w:szCs w:val="24"/>
-          <w:lang w:val="fr-FR"/>
-        </w:rPr>
-        <w:t xml:space="preserve"> </w:t>
-      </w:r>
-      <w:proofErr w:type="spellStart"/>
-      <w:r>
-        <w:rPr>
-          <w:rFonts w:ascii="Times New Roman" w:hAnsi="Times New Roman"/>
-          <w:szCs w:val="24"/>
-          <w:lang w:val="fr-FR"/>
-        </w:rPr>
-        <w:t>việc</w:t>
-      </w:r>
-      <w:proofErr w:type="spellEnd"/>
-      <w:r>
-        <w:rPr>
-          <w:rFonts w:ascii="Times New Roman" w:hAnsi="Times New Roman"/>
-          <w:szCs w:val="24"/>
-          <w:lang w:val="fr-FR"/>
-        </w:rPr>
-        <w:t xml:space="preserve">, </w:t>
-      </w:r>
-      <w:proofErr w:type="spellStart"/>
-      <w:r>
-        <w:rPr>
-          <w:rFonts w:ascii="Times New Roman" w:hAnsi="Times New Roman"/>
-          <w:szCs w:val="24"/>
-          <w:lang w:val="fr-FR"/>
-        </w:rPr>
-        <w:t>làm</w:t>
-      </w:r>
-      <w:proofErr w:type="spellEnd"/>
-      <w:r>
-        <w:rPr>
-          <w:rFonts w:ascii="Times New Roman" w:hAnsi="Times New Roman"/>
-          <w:szCs w:val="24"/>
-          <w:lang w:val="fr-FR"/>
-        </w:rPr>
-        <w:t xml:space="preserve"> </w:t>
-      </w:r>
-      <w:proofErr w:type="spellStart"/>
-      <w:r>
-        <w:rPr>
-          <w:rFonts w:ascii="Times New Roman" w:hAnsi="Times New Roman"/>
-          <w:szCs w:val="24"/>
-          <w:lang w:val="fr-FR"/>
-        </w:rPr>
-        <w:t>thêm</w:t>
-      </w:r>
-      <w:proofErr w:type="spellEnd"/>
-      <w:r>
-        <w:rPr>
-          <w:rFonts w:ascii="Times New Roman" w:hAnsi="Times New Roman"/>
-          <w:szCs w:val="24"/>
-          <w:lang w:val="fr-FR"/>
-        </w:rPr>
-        <w:t xml:space="preserve"> </w:t>
-      </w:r>
-      <w:proofErr w:type="spellStart"/>
-      <w:r>
-        <w:rPr>
-          <w:rFonts w:ascii="Times New Roman" w:hAnsi="Times New Roman"/>
-          <w:szCs w:val="24"/>
-          <w:lang w:val="fr-FR"/>
-        </w:rPr>
-        <w:t>giờ</w:t>
-      </w:r>
-      <w:proofErr w:type="spellEnd"/>
-      <w:r>
-        <w:rPr>
-          <w:rFonts w:ascii="Times New Roman" w:hAnsi="Times New Roman"/>
-          <w:szCs w:val="24"/>
-          <w:lang w:val="fr-FR"/>
-        </w:rPr>
-        <w:t xml:space="preserve"> </w:t>
-      </w:r>
-      <w:proofErr w:type="spellStart"/>
-      <w:r>
-        <w:rPr>
-          <w:rFonts w:ascii="Times New Roman" w:hAnsi="Times New Roman"/>
-          <w:szCs w:val="24"/>
-          <w:lang w:val="fr-FR"/>
-        </w:rPr>
-        <w:t>và</w:t>
-      </w:r>
-      <w:proofErr w:type="spellEnd"/>
-      <w:r>
-        <w:rPr>
-          <w:rFonts w:ascii="Times New Roman" w:hAnsi="Times New Roman"/>
-          <w:szCs w:val="24"/>
-          <w:lang w:val="fr-FR"/>
-        </w:rPr>
-        <w:t xml:space="preserve"> </w:t>
-      </w:r>
-      <w:proofErr w:type="spellStart"/>
-      <w:r>
-        <w:rPr>
-          <w:rFonts w:ascii="Times New Roman" w:hAnsi="Times New Roman"/>
-          <w:szCs w:val="24"/>
-          <w:lang w:val="fr-FR"/>
-        </w:rPr>
-        <w:t>thời</w:t>
-      </w:r>
-      <w:proofErr w:type="spellEnd"/>
-      <w:r>
-        <w:rPr>
-          <w:rFonts w:ascii="Times New Roman" w:hAnsi="Times New Roman"/>
-          <w:szCs w:val="24"/>
-          <w:lang w:val="fr-FR"/>
-        </w:rPr>
-        <w:t xml:space="preserve"> </w:t>
-      </w:r>
-      <w:proofErr w:type="spellStart"/>
-      <w:r>
-        <w:rPr>
-          <w:rFonts w:ascii="Times New Roman" w:hAnsi="Times New Roman"/>
-          <w:szCs w:val="24"/>
-          <w:lang w:val="fr-FR"/>
-        </w:rPr>
-        <w:t>gian</w:t>
-      </w:r>
-      <w:proofErr w:type="spellEnd"/>
-      <w:r>
-        <w:rPr>
-          <w:rFonts w:ascii="Times New Roman" w:hAnsi="Times New Roman"/>
-          <w:szCs w:val="24"/>
-          <w:lang w:val="fr-FR"/>
-        </w:rPr>
-        <w:t xml:space="preserve"> </w:t>
-      </w:r>
-      <w:proofErr w:type="spellStart"/>
-      <w:r>
-        <w:rPr>
-          <w:rFonts w:ascii="Times New Roman" w:hAnsi="Times New Roman"/>
-          <w:szCs w:val="24"/>
-          <w:lang w:val="fr-FR"/>
-        </w:rPr>
-        <w:t>nghỉ</w:t>
-      </w:r>
-      <w:proofErr w:type="spellEnd"/>
-      <w:r>
-        <w:rPr>
-          <w:rFonts w:ascii="Times New Roman" w:hAnsi="Times New Roman"/>
-          <w:szCs w:val="24"/>
-          <w:lang w:val="fr-FR"/>
-        </w:rPr>
-        <w:t xml:space="preserve"> </w:t>
-      </w:r>
-      <w:proofErr w:type="spellStart"/>
-      <w:r>
-        <w:rPr>
-          <w:rFonts w:ascii="Times New Roman" w:hAnsi="Times New Roman"/>
-          <w:szCs w:val="24"/>
-          <w:lang w:val="fr-FR"/>
-        </w:rPr>
-        <w:t>ngơi</w:t>
-      </w:r>
-      <w:proofErr w:type="spellEnd"/>
-      <w:r>
-        <w:rPr>
-          <w:rFonts w:ascii="Times New Roman" w:hAnsi="Times New Roman"/>
-          <w:szCs w:val="24"/>
-          <w:lang w:val="fr-FR"/>
-        </w:rPr>
-        <w:t xml:space="preserve">, </w:t>
-      </w:r>
-      <w:proofErr w:type="spellStart"/>
-      <w:r>
-        <w:rPr>
-          <w:rFonts w:ascii="Times New Roman" w:hAnsi="Times New Roman"/>
-          <w:szCs w:val="24"/>
-          <w:lang w:val="fr-FR"/>
-        </w:rPr>
-        <w:t>nghỉ</w:t>
-      </w:r>
-      <w:proofErr w:type="spellEnd"/>
-      <w:r>
-        <w:rPr>
-          <w:rFonts w:ascii="Times New Roman" w:hAnsi="Times New Roman"/>
-          <w:szCs w:val="24"/>
-          <w:lang w:val="fr-FR"/>
-        </w:rPr>
-        <w:t xml:space="preserve"> </w:t>
-      </w:r>
-      <w:proofErr w:type="spellStart"/>
-      <w:r>
-        <w:rPr>
-          <w:rFonts w:ascii="Times New Roman" w:hAnsi="Times New Roman"/>
-          <w:szCs w:val="24"/>
-          <w:lang w:val="fr-FR"/>
-        </w:rPr>
-        <w:t>hàng</w:t>
-      </w:r>
-      <w:proofErr w:type="spellEnd"/>
-      <w:r>
-        <w:rPr>
-          <w:rFonts w:ascii="Times New Roman" w:hAnsi="Times New Roman"/>
-          <w:szCs w:val="24"/>
-          <w:lang w:val="fr-FR"/>
-        </w:rPr>
-        <w:t xml:space="preserve"> </w:t>
-      </w:r>
-      <w:proofErr w:type="spellStart"/>
-      <w:r>
-        <w:rPr>
-          <w:rFonts w:ascii="Times New Roman" w:hAnsi="Times New Roman"/>
-          <w:szCs w:val="24"/>
-          <w:lang w:val="fr-FR"/>
-        </w:rPr>
-        <w:t>năm</w:t>
-      </w:r>
-      <w:proofErr w:type="spellEnd"/>
-      <w:r>
-        <w:rPr>
-          <w:rFonts w:ascii="Times New Roman" w:hAnsi="Times New Roman"/>
-          <w:szCs w:val="24"/>
-          <w:lang w:val="fr-FR"/>
-        </w:rPr>
-        <w:t xml:space="preserve">: Theo </w:t>
-      </w:r>
-      <w:proofErr w:type="spellStart"/>
-      <w:r>
-        <w:rPr>
-          <w:rFonts w:ascii="Times New Roman" w:hAnsi="Times New Roman"/>
-          <w:szCs w:val="24"/>
-          <w:lang w:val="fr-FR"/>
-        </w:rPr>
-        <w:t>nội</w:t>
-      </w:r>
-      <w:proofErr w:type="spellEnd"/>
-      <w:r>
-        <w:rPr>
-          <w:rFonts w:ascii="Times New Roman" w:hAnsi="Times New Roman"/>
-          <w:szCs w:val="24"/>
-          <w:lang w:val="fr-FR"/>
-        </w:rPr>
-        <w:t xml:space="preserve"> </w:t>
-      </w:r>
-      <w:proofErr w:type="spellStart"/>
-      <w:r>
-        <w:rPr>
-          <w:rFonts w:ascii="Times New Roman" w:hAnsi="Times New Roman"/>
-          <w:szCs w:val="24"/>
-          <w:lang w:val="fr-FR"/>
-        </w:rPr>
-        <w:t>quy</w:t>
-      </w:r>
-      <w:proofErr w:type="spellEnd"/>
-      <w:r>
-        <w:rPr>
-          <w:rFonts w:ascii="Times New Roman" w:hAnsi="Times New Roman"/>
-          <w:szCs w:val="24"/>
-          <w:lang w:val="fr-FR"/>
-        </w:rPr>
-        <w:t xml:space="preserve">, </w:t>
-      </w:r>
-      <w:proofErr w:type="spellStart"/>
-      <w:r>
-        <w:rPr>
-          <w:rFonts w:ascii="Times New Roman" w:hAnsi="Times New Roman"/>
-          <w:szCs w:val="24"/>
-          <w:lang w:val="fr-FR"/>
-        </w:rPr>
-        <w:t>thỏa</w:t>
-      </w:r>
-      <w:proofErr w:type="spellEnd"/>
-      <w:r>
-        <w:rPr>
-          <w:rFonts w:ascii="Times New Roman" w:hAnsi="Times New Roman"/>
-          <w:szCs w:val="24"/>
-          <w:lang w:val="fr-FR"/>
-        </w:rPr>
-        <w:t xml:space="preserve"> </w:t>
-      </w:r>
-      <w:proofErr w:type="spellStart"/>
-      <w:r>
-        <w:rPr>
-          <w:rFonts w:ascii="Times New Roman" w:hAnsi="Times New Roman"/>
-          <w:szCs w:val="24"/>
-          <w:lang w:val="fr-FR"/>
-        </w:rPr>
-        <w:t>ước</w:t>
-      </w:r>
-      <w:proofErr w:type="spellEnd"/>
-      <w:r>
-        <w:rPr>
-          <w:rFonts w:ascii="Times New Roman" w:hAnsi="Times New Roman"/>
-          <w:szCs w:val="24"/>
-          <w:lang w:val="fr-FR"/>
-        </w:rPr>
-        <w:t xml:space="preserve"> lao </w:t>
-      </w:r>
-      <w:proofErr w:type="spellStart"/>
-      <w:r>
-        <w:rPr>
-          <w:rFonts w:ascii="Times New Roman" w:hAnsi="Times New Roman"/>
-          <w:szCs w:val="24"/>
-          <w:lang w:val="fr-FR"/>
-        </w:rPr>
-        <w:t>động</w:t>
-      </w:r>
-      <w:proofErr w:type="spellEnd"/>
-      <w:r>
-        <w:rPr>
-          <w:rFonts w:ascii="Times New Roman" w:hAnsi="Times New Roman"/>
-          <w:szCs w:val="24"/>
-          <w:lang w:val="fr-FR"/>
-        </w:rPr>
-        <w:t xml:space="preserve"> </w:t>
-      </w:r>
-      <w:proofErr w:type="spellStart"/>
-      <w:r>
-        <w:rPr>
-          <w:rFonts w:ascii="Times New Roman" w:hAnsi="Times New Roman"/>
-          <w:szCs w:val="24"/>
-          <w:lang w:val="fr-FR"/>
-        </w:rPr>
-        <w:t>tập</w:t>
-      </w:r>
-      <w:proofErr w:type="spellEnd"/>
-      <w:r>
-        <w:rPr>
-          <w:rFonts w:ascii="Times New Roman" w:hAnsi="Times New Roman"/>
-          <w:szCs w:val="24"/>
-          <w:lang w:val="fr-FR"/>
-        </w:rPr>
-        <w:t xml:space="preserve"> </w:t>
-      </w:r>
-      <w:proofErr w:type="spellStart"/>
-      <w:r>
-        <w:rPr>
-          <w:rFonts w:ascii="Times New Roman" w:hAnsi="Times New Roman"/>
-          <w:szCs w:val="24"/>
-          <w:lang w:val="fr-FR"/>
-        </w:rPr>
-        <w:t>thể</w:t>
-      </w:r>
-      <w:proofErr w:type="spellEnd"/>
-      <w:r>
-        <w:rPr>
-          <w:rFonts w:ascii="Times New Roman" w:hAnsi="Times New Roman"/>
-          <w:szCs w:val="24"/>
-          <w:lang w:val="fr-FR"/>
-        </w:rPr>
-        <w:t xml:space="preserve"> </w:t>
-      </w:r>
-      <w:proofErr w:type="spellStart"/>
-      <w:r>
-        <w:rPr>
-          <w:rFonts w:ascii="Times New Roman" w:hAnsi="Times New Roman"/>
-          <w:szCs w:val="24"/>
-          <w:lang w:val="fr-FR"/>
-        </w:rPr>
-        <w:t>của</w:t>
-      </w:r>
-      <w:proofErr w:type="spellEnd"/>
-      <w:r>
-        <w:rPr>
-          <w:rFonts w:ascii="Times New Roman" w:hAnsi="Times New Roman"/>
-          <w:szCs w:val="24"/>
-          <w:lang w:val="fr-FR"/>
-        </w:rPr>
-        <w:t xml:space="preserve"> </w:t>
-      </w:r>
-      <w:proofErr w:type="spellStart"/>
-      <w:r>
-        <w:rPr>
-          <w:rFonts w:ascii="Times New Roman" w:hAnsi="Times New Roman"/>
-          <w:szCs w:val="24"/>
-          <w:lang w:val="fr-FR"/>
-        </w:rPr>
-        <w:t>công</w:t>
-      </w:r>
-      <w:proofErr w:type="spellEnd"/>
-      <w:r>
-        <w:rPr>
-          <w:rFonts w:ascii="Times New Roman" w:hAnsi="Times New Roman"/>
-          <w:szCs w:val="24"/>
-          <w:lang w:val="fr-FR"/>
-        </w:rPr>
-        <w:t xml:space="preserve"> </w:t>
-      </w:r>
-      <w:proofErr w:type="spellStart"/>
-      <w:r>
-        <w:rPr>
-          <w:rFonts w:ascii="Times New Roman" w:hAnsi="Times New Roman"/>
-          <w:szCs w:val="24"/>
-          <w:lang w:val="fr-FR"/>
-        </w:rPr>
-        <w:t>ty</w:t>
-      </w:r>
-      <w:proofErr w:type="spellEnd"/>
-      <w:r>
-        <w:rPr>
-          <w:rFonts w:ascii="Times New Roman" w:hAnsi="Times New Roman"/>
-          <w:szCs w:val="24"/>
-          <w:lang w:val="fr-FR"/>
-        </w:rPr>
-        <w:t xml:space="preserve"> </w:t>
-      </w:r>
-      <w:proofErr w:type="spellStart"/>
-      <w:r>
-        <w:rPr>
-          <w:rFonts w:ascii="Times New Roman" w:hAnsi="Times New Roman"/>
-          <w:szCs w:val="24"/>
-          <w:lang w:val="fr-FR"/>
-        </w:rPr>
-        <w:t>và</w:t>
-      </w:r>
-      <w:proofErr w:type="spellEnd"/>
-      <w:r>
-        <w:rPr>
-          <w:rFonts w:ascii="Times New Roman" w:hAnsi="Times New Roman"/>
-          <w:szCs w:val="24"/>
-          <w:lang w:val="fr-FR"/>
-        </w:rPr>
-        <w:t xml:space="preserve"> </w:t>
-      </w:r>
-      <w:proofErr w:type="spellStart"/>
-      <w:r>
-        <w:rPr>
-          <w:rFonts w:ascii="Times New Roman" w:hAnsi="Times New Roman"/>
-          <w:szCs w:val="24"/>
-          <w:lang w:val="fr-FR"/>
-        </w:rPr>
-        <w:t>quy</w:t>
-      </w:r>
-      <w:proofErr w:type="spellEnd"/>
-      <w:r>
-        <w:rPr>
-          <w:rFonts w:ascii="Times New Roman" w:hAnsi="Times New Roman"/>
-          <w:szCs w:val="24"/>
-          <w:lang w:val="fr-FR"/>
-        </w:rPr>
-        <w:t xml:space="preserve"> </w:t>
-      </w:r>
-      <w:proofErr w:type="spellStart"/>
-      <w:r>
-        <w:rPr>
-          <w:rFonts w:ascii="Times New Roman" w:hAnsi="Times New Roman"/>
-          <w:szCs w:val="24"/>
-          <w:lang w:val="fr-FR"/>
-        </w:rPr>
-        <w:t>định</w:t>
-      </w:r>
-      <w:proofErr w:type="spellEnd"/>
-      <w:r>
-        <w:rPr>
-          <w:rFonts w:ascii="Times New Roman" w:hAnsi="Times New Roman"/>
-          <w:szCs w:val="24"/>
-          <w:lang w:val="fr-FR"/>
-        </w:rPr>
-        <w:t xml:space="preserve"> </w:t>
-      </w:r>
-      <w:proofErr w:type="spellStart"/>
-      <w:r>
-        <w:rPr>
-          <w:rFonts w:ascii="Times New Roman" w:hAnsi="Times New Roman"/>
-          <w:szCs w:val="24"/>
-          <w:lang w:val="fr-FR"/>
-        </w:rPr>
-        <w:t>của</w:t>
-      </w:r>
-      <w:proofErr w:type="spellEnd"/>
-      <w:r>
-        <w:rPr>
-          <w:rFonts w:ascii="Times New Roman" w:hAnsi="Times New Roman"/>
-          <w:szCs w:val="24"/>
-          <w:lang w:val="fr-FR"/>
-        </w:rPr>
-        <w:t xml:space="preserve"> </w:t>
-      </w:r>
-      <w:proofErr w:type="spellStart"/>
-      <w:r>
-        <w:rPr>
-          <w:rFonts w:ascii="Times New Roman" w:hAnsi="Times New Roman"/>
-          <w:szCs w:val="24"/>
-          <w:lang w:val="fr-FR"/>
-        </w:rPr>
-        <w:t>pháp</w:t>
-      </w:r>
-      <w:proofErr w:type="spellEnd"/>
-      <w:r>
-        <w:rPr>
-          <w:rFonts w:ascii="Times New Roman" w:hAnsi="Times New Roman"/>
-          <w:szCs w:val="24"/>
-          <w:lang w:val="fr-FR"/>
-        </w:rPr>
-        <w:t xml:space="preserve"> </w:t>
-      </w:r>
-      <w:proofErr w:type="spellStart"/>
-      <w:r>
-        <w:rPr>
-          <w:rFonts w:ascii="Times New Roman" w:hAnsi="Times New Roman"/>
-          <w:szCs w:val="24"/>
-          <w:lang w:val="fr-FR"/>
-        </w:rPr>
-        <w:t>luật</w:t>
-      </w:r>
-      <w:proofErr w:type="spellEnd"/>
-      <w:r>
-        <w:rPr>
-          <w:rFonts w:ascii="Times New Roman" w:hAnsi="Times New Roman"/>
-          <w:szCs w:val="24"/>
-          <w:lang w:val="fr-FR"/>
-        </w:rPr>
-        <w:t>.</w:t>
+        <w:t>- Thời gian làm việc, làm thêm giờ và thời gian nghỉ ngơi, nghỉ hàng năm: Theo nội quy, thỏa ước lao động tập thể của công ty và quy định của pháp luật.</w:t>
       </w:r>
     </w:p>
     <w:p>
@@ -5392,349 +3299,7 @@
           <w:szCs w:val="24"/>
           <w:lang w:val="fr-FR"/>
         </w:rPr>
-        <w:t xml:space="preserve">- </w:t>
-      </w:r>
-      <w:proofErr w:type="spellStart"/>
-      <w:r>
-        <w:rPr>
-          <w:rFonts w:ascii="Times New Roman" w:hAnsi="Times New Roman"/>
-          <w:szCs w:val="24"/>
-          <w:lang w:val="fr-FR"/>
-        </w:rPr>
-        <w:t>Nghỉ</w:t>
-      </w:r>
-      <w:proofErr w:type="spellEnd"/>
-      <w:r>
-        <w:rPr>
-          <w:rFonts w:ascii="Times New Roman" w:hAnsi="Times New Roman"/>
-          <w:szCs w:val="24"/>
-          <w:lang w:val="fr-FR"/>
-        </w:rPr>
-        <w:t xml:space="preserve"> </w:t>
-      </w:r>
-      <w:proofErr w:type="spellStart"/>
-      <w:r>
-        <w:rPr>
-          <w:rFonts w:ascii="Times New Roman" w:hAnsi="Times New Roman"/>
-          <w:szCs w:val="24"/>
-          <w:lang w:val="fr-FR"/>
-        </w:rPr>
-        <w:t>Lễ</w:t>
-      </w:r>
-      <w:proofErr w:type="spellEnd"/>
-      <w:r>
-        <w:rPr>
-          <w:rFonts w:ascii="Times New Roman" w:hAnsi="Times New Roman"/>
-          <w:szCs w:val="24"/>
-          <w:lang w:val="fr-FR"/>
-        </w:rPr>
-        <w:t xml:space="preserve">, </w:t>
-      </w:r>
-      <w:proofErr w:type="spellStart"/>
-      <w:r>
-        <w:rPr>
-          <w:rFonts w:ascii="Times New Roman" w:hAnsi="Times New Roman"/>
-          <w:szCs w:val="24"/>
-          <w:lang w:val="fr-FR"/>
-        </w:rPr>
-        <w:t>Tết</w:t>
-      </w:r>
-      <w:proofErr w:type="spellEnd"/>
-      <w:r>
-        <w:rPr>
-          <w:rFonts w:ascii="Times New Roman" w:hAnsi="Times New Roman"/>
-          <w:szCs w:val="24"/>
-          <w:lang w:val="fr-FR"/>
-        </w:rPr>
-        <w:t xml:space="preserve">, </w:t>
-      </w:r>
-      <w:proofErr w:type="spellStart"/>
-      <w:r>
-        <w:rPr>
-          <w:rFonts w:ascii="Times New Roman" w:hAnsi="Times New Roman"/>
-          <w:szCs w:val="24"/>
-          <w:lang w:val="fr-FR"/>
-        </w:rPr>
-        <w:t>việc</w:t>
-      </w:r>
-      <w:proofErr w:type="spellEnd"/>
-      <w:r>
-        <w:rPr>
-          <w:rFonts w:ascii="Times New Roman" w:hAnsi="Times New Roman"/>
-          <w:szCs w:val="24"/>
-          <w:lang w:val="fr-FR"/>
-        </w:rPr>
-        <w:t xml:space="preserve"> </w:t>
-      </w:r>
-      <w:proofErr w:type="spellStart"/>
-      <w:r>
-        <w:rPr>
-          <w:rFonts w:ascii="Times New Roman" w:hAnsi="Times New Roman"/>
-          <w:szCs w:val="24"/>
-          <w:lang w:val="fr-FR"/>
-        </w:rPr>
-        <w:t>riêng</w:t>
-      </w:r>
-      <w:proofErr w:type="spellEnd"/>
-      <w:r>
-        <w:rPr>
-          <w:rFonts w:ascii="Times New Roman" w:hAnsi="Times New Roman"/>
-          <w:szCs w:val="24"/>
-          <w:lang w:val="fr-FR"/>
-        </w:rPr>
-        <w:t xml:space="preserve"> </w:t>
-      </w:r>
-      <w:proofErr w:type="spellStart"/>
-      <w:r>
-        <w:rPr>
-          <w:rFonts w:ascii="Times New Roman" w:hAnsi="Times New Roman"/>
-          <w:szCs w:val="24"/>
-          <w:lang w:val="fr-FR"/>
-        </w:rPr>
-        <w:t>có</w:t>
-      </w:r>
-      <w:proofErr w:type="spellEnd"/>
-      <w:r>
-        <w:rPr>
-          <w:rFonts w:ascii="Times New Roman" w:hAnsi="Times New Roman"/>
-          <w:szCs w:val="24"/>
-          <w:lang w:val="fr-FR"/>
-        </w:rPr>
-        <w:t xml:space="preserve"> </w:t>
-      </w:r>
-      <w:proofErr w:type="spellStart"/>
-      <w:r>
-        <w:rPr>
-          <w:rFonts w:ascii="Times New Roman" w:hAnsi="Times New Roman"/>
-          <w:szCs w:val="24"/>
-          <w:lang w:val="fr-FR"/>
-        </w:rPr>
-        <w:t>hưởng</w:t>
-      </w:r>
-      <w:proofErr w:type="spellEnd"/>
-      <w:r>
-        <w:rPr>
-          <w:rFonts w:ascii="Times New Roman" w:hAnsi="Times New Roman"/>
-          <w:szCs w:val="24"/>
-          <w:lang w:val="fr-FR"/>
-        </w:rPr>
-        <w:t xml:space="preserve"> </w:t>
-      </w:r>
-      <w:proofErr w:type="spellStart"/>
-      <w:r>
-        <w:rPr>
-          <w:rFonts w:ascii="Times New Roman" w:hAnsi="Times New Roman"/>
-          <w:szCs w:val="24"/>
-          <w:lang w:val="fr-FR"/>
-        </w:rPr>
-        <w:t>lương</w:t>
-      </w:r>
-      <w:proofErr w:type="spellEnd"/>
-      <w:r>
-        <w:rPr>
-          <w:rFonts w:ascii="Times New Roman" w:hAnsi="Times New Roman"/>
-          <w:szCs w:val="24"/>
-          <w:lang w:val="fr-FR"/>
-        </w:rPr>
-        <w:t xml:space="preserve">: Theo </w:t>
-      </w:r>
-      <w:proofErr w:type="spellStart"/>
-      <w:r>
-        <w:rPr>
-          <w:rFonts w:ascii="Times New Roman" w:hAnsi="Times New Roman"/>
-          <w:szCs w:val="24"/>
-          <w:lang w:val="fr-FR"/>
-        </w:rPr>
-        <w:t>quy</w:t>
-      </w:r>
-      <w:proofErr w:type="spellEnd"/>
-      <w:r>
-        <w:rPr>
-          <w:rFonts w:ascii="Times New Roman" w:hAnsi="Times New Roman"/>
-          <w:szCs w:val="24"/>
-          <w:lang w:val="fr-FR"/>
-        </w:rPr>
-        <w:t xml:space="preserve"> </w:t>
-      </w:r>
-      <w:proofErr w:type="spellStart"/>
-      <w:r>
-        <w:rPr>
-          <w:rFonts w:ascii="Times New Roman" w:hAnsi="Times New Roman"/>
-          <w:szCs w:val="24"/>
-          <w:lang w:val="fr-FR"/>
-        </w:rPr>
-        <w:t>định</w:t>
-      </w:r>
-      <w:proofErr w:type="spellEnd"/>
-      <w:r>
-        <w:rPr>
-          <w:rFonts w:ascii="Times New Roman" w:hAnsi="Times New Roman"/>
-          <w:szCs w:val="24"/>
-          <w:lang w:val="fr-FR"/>
-        </w:rPr>
-        <w:t xml:space="preserve"> </w:t>
-      </w:r>
-      <w:proofErr w:type="spellStart"/>
-      <w:r>
-        <w:rPr>
-          <w:rFonts w:ascii="Times New Roman" w:hAnsi="Times New Roman"/>
-          <w:szCs w:val="24"/>
-          <w:lang w:val="fr-FR"/>
-        </w:rPr>
-        <w:t>của</w:t>
-      </w:r>
-      <w:proofErr w:type="spellEnd"/>
-      <w:r>
-        <w:rPr>
-          <w:rFonts w:ascii="Times New Roman" w:hAnsi="Times New Roman"/>
-          <w:szCs w:val="24"/>
-          <w:lang w:val="fr-FR"/>
-        </w:rPr>
-        <w:t xml:space="preserve"> </w:t>
-      </w:r>
-      <w:proofErr w:type="spellStart"/>
-      <w:r>
-        <w:rPr>
-          <w:rFonts w:ascii="Times New Roman" w:hAnsi="Times New Roman"/>
-          <w:szCs w:val="24"/>
-          <w:lang w:val="fr-FR"/>
-        </w:rPr>
-        <w:t>pháp</w:t>
-      </w:r>
-      <w:proofErr w:type="spellEnd"/>
-      <w:r>
-        <w:rPr>
-          <w:rFonts w:ascii="Times New Roman" w:hAnsi="Times New Roman"/>
-          <w:szCs w:val="24"/>
-          <w:lang w:val="fr-FR"/>
-        </w:rPr>
-        <w:t xml:space="preserve"> </w:t>
-      </w:r>
-      <w:proofErr w:type="spellStart"/>
-      <w:r>
-        <w:rPr>
-          <w:rFonts w:ascii="Times New Roman" w:hAnsi="Times New Roman"/>
-          <w:szCs w:val="24"/>
-          <w:lang w:val="fr-FR"/>
-        </w:rPr>
-        <w:t>luật</w:t>
-      </w:r>
-      <w:proofErr w:type="spellEnd"/>
-      <w:r>
-        <w:rPr>
-          <w:rFonts w:ascii="Times New Roman" w:hAnsi="Times New Roman"/>
-          <w:szCs w:val="24"/>
-          <w:lang w:val="fr-FR"/>
-        </w:rPr>
-        <w:t xml:space="preserve"> </w:t>
-      </w:r>
-      <w:proofErr w:type="spellStart"/>
-      <w:r>
-        <w:rPr>
-          <w:rFonts w:ascii="Times New Roman" w:hAnsi="Times New Roman"/>
-          <w:szCs w:val="24"/>
-          <w:lang w:val="fr-FR"/>
-        </w:rPr>
-        <w:t>và</w:t>
-      </w:r>
-      <w:proofErr w:type="spellEnd"/>
-      <w:r>
-        <w:rPr>
-          <w:rFonts w:ascii="Times New Roman" w:hAnsi="Times New Roman"/>
-          <w:szCs w:val="24"/>
-          <w:lang w:val="fr-FR"/>
-        </w:rPr>
-        <w:t xml:space="preserve"> </w:t>
-      </w:r>
-      <w:proofErr w:type="spellStart"/>
-      <w:r>
-        <w:rPr>
-          <w:rFonts w:ascii="Times New Roman" w:hAnsi="Times New Roman"/>
-          <w:szCs w:val="24"/>
-          <w:lang w:val="fr-FR"/>
-        </w:rPr>
-        <w:t>nội</w:t>
-      </w:r>
-      <w:proofErr w:type="spellEnd"/>
-      <w:r>
-        <w:rPr>
-          <w:rFonts w:ascii="Times New Roman" w:hAnsi="Times New Roman"/>
-          <w:szCs w:val="24"/>
-          <w:lang w:val="fr-FR"/>
-        </w:rPr>
-        <w:t xml:space="preserve"> </w:t>
-      </w:r>
-      <w:proofErr w:type="spellStart"/>
-      <w:r>
-        <w:rPr>
-          <w:rFonts w:ascii="Times New Roman" w:hAnsi="Times New Roman"/>
-          <w:szCs w:val="24"/>
-          <w:lang w:val="fr-FR"/>
-        </w:rPr>
-        <w:t>quy</w:t>
-      </w:r>
-      <w:proofErr w:type="spellEnd"/>
-      <w:r>
-        <w:rPr>
-          <w:rFonts w:ascii="Times New Roman" w:hAnsi="Times New Roman"/>
-          <w:szCs w:val="24"/>
-          <w:lang w:val="fr-FR"/>
-        </w:rPr>
-        <w:t xml:space="preserve"> </w:t>
-      </w:r>
-      <w:proofErr w:type="spellStart"/>
-      <w:r>
-        <w:rPr>
-          <w:rFonts w:ascii="Times New Roman" w:hAnsi="Times New Roman"/>
-          <w:szCs w:val="24"/>
-          <w:lang w:val="fr-FR"/>
-        </w:rPr>
-        <w:t>của</w:t>
-      </w:r>
-      <w:proofErr w:type="spellEnd"/>
-      <w:r>
-        <w:rPr>
-          <w:rFonts w:ascii="Times New Roman" w:hAnsi="Times New Roman"/>
-          <w:szCs w:val="24"/>
-          <w:lang w:val="fr-FR"/>
-        </w:rPr>
-        <w:t xml:space="preserve"> </w:t>
-      </w:r>
-      <w:proofErr w:type="spellStart"/>
-      <w:r>
-        <w:rPr>
-          <w:rFonts w:ascii="Times New Roman" w:hAnsi="Times New Roman"/>
-          <w:szCs w:val="24"/>
-          <w:lang w:val="fr-FR"/>
-        </w:rPr>
-        <w:t>công</w:t>
-      </w:r>
-      <w:proofErr w:type="spellEnd"/>
-      <w:r>
-        <w:rPr>
-          <w:rFonts w:ascii="Times New Roman" w:hAnsi="Times New Roman"/>
-          <w:szCs w:val="24"/>
-          <w:lang w:val="fr-FR"/>
-        </w:rPr>
-        <w:t xml:space="preserve"> </w:t>
-      </w:r>
-      <w:proofErr w:type="spellStart"/>
-      <w:r>
-        <w:rPr>
-          <w:rFonts w:ascii="Times New Roman" w:hAnsi="Times New Roman"/>
-          <w:szCs w:val="24"/>
-          <w:lang w:val="fr-FR"/>
-        </w:rPr>
-        <w:t>ty</w:t>
-      </w:r>
-      <w:proofErr w:type="spellEnd"/>
-      <w:r>
-        <w:rPr>
-          <w:rFonts w:ascii="Times New Roman" w:hAnsi="Times New Roman"/>
-          <w:szCs w:val="24"/>
-          <w:lang w:val="fr-FR"/>
-        </w:rPr>
-        <w:t>.</w:t>
+        <w:t>- Nghỉ Lễ, Tết, việc riêng có hưởng lương: Theo quy định của pháp luật và nội quy của công ty.</w:t>
       </w:r>
     </w:p>
     <w:p>
@@ -8754,7 +6319,16 @@
                 <w:szCs w:val="24"/>
                 <w:lang w:val="nl-NL"/>
               </w:rPr>
-              <w:t>sản xuất Nam Thu</w:t>
+              <w:t>S</w:t>
+            </w:r>
+            <w:r>
+              <w:rPr>
+                <w:rFonts w:ascii="Times New Roman" w:hAnsi="Times New Roman"/>
+                <w:b/>
+                <w:szCs w:val="24"/>
+                <w:lang w:val="nl-NL"/>
+              </w:rPr>
+              <w:t>ản xuất Nam Thu</w:t>
             </w:r>
             <w:r>
               <w:rPr>
@@ -8932,39 +6506,16 @@
               <w:rPr>
                 <w:rFonts w:ascii="Times New Roman" w:hAnsi="Times New Roman"/>
                 <w:szCs w:val="24"/>
-              </w:rPr>
-            </w:pPr>
-            <w:proofErr w:type="spellStart"/>
-            <w:r>
-              <w:rPr>
-                <w:rFonts w:ascii="Times New Roman" w:hAnsi="Times New Roman"/>
-                <w:szCs w:val="24"/>
-              </w:rPr>
-              <w:t>Vị</w:t>
-            </w:r>
-            <w:proofErr w:type="spellEnd"/>
-            <w:r>
-              <w:rPr>
-                <w:rFonts w:ascii="Times New Roman" w:hAnsi="Times New Roman"/>
-                <w:szCs w:val="24"/>
-              </w:rPr>
-              <w:t xml:space="preserve"> </w:t>
-            </w:r>
-            <w:proofErr w:type="spellStart"/>
-            <w:r>
-              <w:rPr>
-                <w:rFonts w:ascii="Times New Roman" w:hAnsi="Times New Roman"/>
-                <w:szCs w:val="24"/>
-              </w:rPr>
-              <w:t>trí</w:t>
-            </w:r>
-            <w:proofErr w:type="spellEnd"/>
-            <w:r>
-              <w:rPr>
-                <w:rFonts w:ascii="Times New Roman" w:hAnsi="Times New Roman"/>
-                <w:szCs w:val="24"/>
-              </w:rPr>
-              <w:t xml:space="preserve">: </w:t>
+                <w:lang w:val="nl-NL"/>
+              </w:rPr>
+            </w:pPr>
+            <w:r>
+              <w:rPr>
+                <w:rFonts w:ascii="Times New Roman" w:hAnsi="Times New Roman"/>
+                <w:szCs w:val="24"/>
+                <w:lang w:val="nl-NL"/>
+              </w:rPr>
+              <w:t xml:space="preserve">Vị trí: </w:t>
             </w:r>
             <w:r>
               <w:rPr>
@@ -8981,6 +6532,9 @@
     <w:p>
       <w:pPr>
         <w:ind w:left="0" w:firstLine="0"/>
+        <w:rPr>
+          <w:lang w:val="nl-NL"/>
+        </w:rPr>
         <w:sectPr>
           <w:footerReference w:type="even" r:id="rId8"/>
           <w:footerReference w:type="default" r:id="rId9"/>
@@ -8995,6 +6549,9 @@
     <w:p>
       <w:pPr>
         <w:ind w:left="0" w:firstLine="0"/>
+        <w:rPr>
+          <w:lang w:val="nl-NL"/>
+        </w:rPr>
       </w:pPr>
     </w:p>
     <w:sectPr>
@@ -10481,6 +8038,9 @@
   <wne:recipientData>
     <wne:active wne:val="1"/>
     <wne:hash wne:val="1707048493"/>
+  </wne:recipientData>
+  <wne:recipientData>
+    <wne:active wne:val="1"/>
   </wne:recipientData>
   <wne:recipientData>
     <wne:active wne:val="1"/>

--- a/static/uploads/mau/hopdong/nt1/o3_tro_xuong/hdvth.docx
+++ b/static/uploads/mau/hopdong/nt1/o3_tro_xuong/hdvth.docx
@@ -1414,7 +1414,21 @@
                 <w:rFonts w:ascii="Times New Roman" w:hAnsi="Times New Roman"/>
                 <w:lang w:val="nl-NL"/>
               </w:rPr>
-              <w:t>Tổ dân phố Thủy Sơn 7, phường Thủy Nguyên, thành phố Hải Phòng</w:t>
+              <w:t xml:space="preserve">Tổ dân phố Thủy Sơn </w:t>
+            </w:r>
+            <w:r>
+              <w:rPr>
+                <w:rFonts w:ascii="Times New Roman" w:hAnsi="Times New Roman"/>
+                <w:lang w:val="nl-NL"/>
+              </w:rPr>
+              <w:t>4</w:t>
+            </w:r>
+            <w:r>
+              <w:rPr>
+                <w:rFonts w:ascii="Times New Roman" w:hAnsi="Times New Roman"/>
+                <w:lang w:val="nl-NL"/>
+              </w:rPr>
+              <w:t>, phường Thủy Nguyên, thành phố Hải Phòng</w:t>
             </w:r>
           </w:p>
         </w:tc>
@@ -2767,7 +2781,23 @@
                 <w:szCs w:val="24"/>
                 <w:lang w:val="fr-FR"/>
               </w:rPr>
-              <w:t>Tổ dân phố Thủy Sơn 7, phường Thủy Nguyên, thành phố Hải Phòng</w:t>
+              <w:t xml:space="preserve">Tổ dân phố Thủy Sơn </w:t>
+            </w:r>
+            <w:r>
+              <w:rPr>
+                <w:rFonts w:ascii="Times New Roman" w:hAnsi="Times New Roman"/>
+                <w:szCs w:val="24"/>
+                <w:lang w:val="fr-FR"/>
+              </w:rPr>
+              <w:t>4</w:t>
+            </w:r>
+            <w:r>
+              <w:rPr>
+                <w:rFonts w:ascii="Times New Roman" w:hAnsi="Times New Roman"/>
+                <w:szCs w:val="24"/>
+                <w:lang w:val="fr-FR"/>
+              </w:rPr>
+              <w:t>, phường Thủy Nguyên, thành phố Hải Phòng</w:t>
             </w:r>
           </w:p>
           <w:p>
@@ -8038,6 +8068,9 @@
   <wne:recipientData>
     <wne:active wne:val="1"/>
     <wne:hash wne:val="1707048493"/>
+  </wne:recipientData>
+  <wne:recipientData>
+    <wne:active wne:val="1"/>
   </wne:recipientData>
   <wne:recipientData>
     <wne:active wne:val="1"/>
